--- a/Coding 2 - year/Unit 7 - Capstone Project/Daily Lesson Plans/Word/Day 15.docx
+++ b/Coding 2 - year/Unit 7 - Capstone Project/Daily Lesson Plans/Word/Day 15.docx
@@ -50,12 +50,15 @@
               </w:rPr>
               <w:t xml:space="preserve">Coding II — Full Year</w:t>
             </w:r>
-          </w:p>
-          <w:p>
-            <w:pPr>
-              <w:spacing w:before="40"/>
-              <w:jc w:val="center"/>
-            </w:pPr>
+            <w:r>
+              <w:rPr>
+                <w:rFonts w:ascii="Arial" w:cs="Arial" w:eastAsia="Arial" w:hAnsi="Arial"/>
+                <w:sz w:val="16"/>
+                <w:szCs w:val="16"/>
+              </w:rPr>
+              <w:br/>
+              <w:t xml:space="preserve"/>
+            </w:r>
             <w:r>
               <w:rPr>
                 <w:rFonts w:ascii="Arial" w:cs="Arial" w:eastAsia="Arial" w:hAnsi="Arial"/>
@@ -83,7 +86,7 @@
           <w:rFonts w:ascii="Arial" w:cs="Arial" w:eastAsia="Arial" w:hAnsi="Arial"/>
           <w:b/>
           <w:bCs/>
-          <w:color w:val="0D3B1F"/>
+          <w:color w:val="1B7A4A"/>
           <w:sz w:val="32"/>
           <w:szCs w:val="32"/>
         </w:rPr>
@@ -200,9 +203,9 @@
               <w:right w:val="single" w:color="CCCCCC" w:sz="1"/>
             </w:tcBorders>
             <w:tcMar>
-              <w:top w:type="dxa" w:w="60"/>
+              <w:top w:type="dxa" w:w="80"/>
               <w:left w:type="dxa" w:w="120"/>
-              <w:bottom w:type="dxa" w:w="60"/>
+              <w:bottom w:type="dxa" w:w="80"/>
               <w:right w:type="dxa" w:w="120"/>
             </w:tcMar>
           </w:tcPr>
@@ -229,20 +232,147 @@
               <w:right w:val="single" w:color="CCCCCC" w:sz="1"/>
             </w:tcBorders>
             <w:tcMar>
-              <w:top w:type="dxa" w:w="60"/>
+              <w:top w:type="dxa" w:w="80"/>
               <w:left w:type="dxa" w:w="120"/>
-              <w:bottom w:type="dxa" w:w="60"/>
+              <w:bottom w:type="dxa" w:w="80"/>
               <w:right w:type="dxa" w:w="120"/>
             </w:tcMar>
           </w:tcPr>
           <w:p>
-            <w:r>
-              <w:rPr>
-                <w:rFonts w:ascii="Arial" w:cs="Arial" w:eastAsia="Arial" w:hAnsi="Arial"/>
-                <w:sz w:val="20"/>
-                <w:szCs w:val="20"/>
+            <w:pPr>
+              <w:spacing w:after="80" w:before="80"/>
+            </w:pPr>
+            <w:r>
+              <w:rPr>
+                <w:rFonts w:ascii="Arial" w:cs="Arial" w:eastAsia="Arial" w:hAnsi="Arial"/>
+                <w:b/>
+                <w:bCs/>
+                <w:i w:val="false"/>
+                <w:iCs w:val="false"/>
+                <w:color w:val="000000"/>
+                <w:sz w:val="22"/>
+                <w:szCs w:val="22"/>
               </w:rPr>
               <w:t xml:space="preserve">Bell Ringer / Review</w:t>
+            </w:r>
+            <w:r>
+              <w:rPr>
+                <w:rFonts w:ascii="Arial" w:cs="Arial" w:eastAsia="Arial" w:hAnsi="Arial"/>
+                <w:sz w:val="20"/>
+                <w:szCs w:val="20"/>
+              </w:rPr>
+              <w:br/>
+              <w:t xml:space="preserve"/>
+            </w:r>
+            <w:r>
+              <w:rPr>
+                <w:rFonts w:ascii="Arial" w:cs="Arial" w:eastAsia="Arial" w:hAnsi="Arial"/>
+                <w:sz w:val="20"/>
+                <w:szCs w:val="20"/>
+              </w:rPr>
+              <w:br/>
+              <w:t xml:space="preserve"/>
+            </w:r>
+            <w:r>
+              <w:rPr>
+                <w:rFonts w:ascii="Arial" w:cs="Arial" w:eastAsia="Arial" w:hAnsi="Arial"/>
+                <w:b/>
+                <w:bCs/>
+                <w:i w:val="false"/>
+                <w:iCs w:val="false"/>
+                <w:color w:val="000000"/>
+                <w:sz w:val="20"/>
+                <w:szCs w:val="20"/>
+              </w:rPr>
+              <w:t xml:space="preserve">Quick Write </w:t>
+            </w:r>
+            <w:r>
+              <w:rPr>
+                <w:rFonts w:ascii="Arial" w:cs="Arial" w:eastAsia="Arial" w:hAnsi="Arial"/>
+                <w:b w:val="false"/>
+                <w:bCs w:val="false"/>
+                <w:i w:val="false"/>
+                <w:iCs w:val="false"/>
+                <w:color w:val="000000"/>
+                <w:sz w:val="20"/>
+                <w:szCs w:val="20"/>
+              </w:rPr>
+              <w:t xml:space="preserve">(3 min — written or verbal):</w:t>
+            </w:r>
+            <w:r>
+              <w:rPr>
+                <w:rFonts w:ascii="Arial" w:cs="Arial" w:eastAsia="Arial" w:hAnsi="Arial"/>
+                <w:sz w:val="20"/>
+                <w:szCs w:val="20"/>
+              </w:rPr>
+              <w:br/>
+              <w:t xml:space="preserve"/>
+            </w:r>
+            <w:r>
+              <w:rPr>
+                <w:rFonts w:ascii="Arial" w:cs="Arial" w:eastAsia="Arial" w:hAnsi="Arial"/>
+                <w:b w:val="false"/>
+                <w:bCs w:val="false"/>
+                <w:i w:val="false"/>
+                <w:iCs w:val="false"/>
+                <w:color w:val="000000"/>
+                <w:sz w:val="20"/>
+                <w:szCs w:val="20"/>
+              </w:rPr>
+              <w:t xml:space="preserve">    What do you remember from last class?</w:t>
+            </w:r>
+            <w:r>
+              <w:rPr>
+                <w:rFonts w:ascii="Arial" w:cs="Arial" w:eastAsia="Arial" w:hAnsi="Arial"/>
+                <w:sz w:val="20"/>
+                <w:szCs w:val="20"/>
+              </w:rPr>
+              <w:br/>
+              <w:t xml:space="preserve"/>
+            </w:r>
+            <w:r>
+              <w:rPr>
+                <w:rFonts w:ascii="Arial" w:cs="Arial" w:eastAsia="Arial" w:hAnsi="Arial"/>
+                <w:sz w:val="20"/>
+                <w:szCs w:val="20"/>
+              </w:rPr>
+              <w:br/>
+              <w:t xml:space="preserve"/>
+            </w:r>
+            <w:r>
+              <w:rPr>
+                <w:rFonts w:ascii="Arial" w:cs="Arial" w:eastAsia="Arial" w:hAnsi="Arial"/>
+                <w:b w:val="false"/>
+                <w:bCs w:val="false"/>
+                <w:i/>
+                <w:iCs/>
+                <w:color w:val="444444"/>
+                <w:sz w:val="20"/>
+                <w:szCs w:val="20"/>
+              </w:rPr>
+              <w:t xml:space="preserve">What do you think today's topic "Sprint 2 Continued – Integration &amp; Testing" is about?</w:t>
+            </w:r>
+            <w:r>
+              <w:rPr>
+                <w:rFonts w:ascii="Arial" w:cs="Arial" w:eastAsia="Arial" w:hAnsi="Arial"/>
+                <w:sz w:val="20"/>
+                <w:szCs w:val="20"/>
+              </w:rPr>
+              <w:br/>
+              <w:t xml:space="preserve"/>
+            </w:r>
+            <w:r>
+              <w:rPr>
+                <w:rFonts w:ascii="Arial" w:cs="Arial" w:eastAsia="Arial" w:hAnsi="Arial"/>
+                <w:b w:val="false"/>
+                <w:bCs w:val="false"/>
+                <w:i/>
+                <w:iCs/>
+                <w:color w:val="555555"/>
+                <w:sz w:val="20"/>
+                <w:szCs w:val="20"/>
+              </w:rPr>
+              <w:t xml:space="preserve">→ Pair-share your response, then 2–3 students share with the class.</w:t>
             </w:r>
           </w:p>
         </w:tc>
@@ -258,9 +388,9 @@
               <w:right w:val="single" w:color="CCCCCC" w:sz="1"/>
             </w:tcBorders>
             <w:tcMar>
-              <w:top w:type="dxa" w:w="60"/>
+              <w:top w:type="dxa" w:w="80"/>
               <w:left w:type="dxa" w:w="120"/>
-              <w:bottom w:type="dxa" w:w="60"/>
+              <w:bottom w:type="dxa" w:w="80"/>
               <w:right w:type="dxa" w:w="120"/>
             </w:tcMar>
           </w:tcPr>
@@ -287,20 +417,120 @@
               <w:right w:val="single" w:color="CCCCCC" w:sz="1"/>
             </w:tcBorders>
             <w:tcMar>
-              <w:top w:type="dxa" w:w="60"/>
+              <w:top w:type="dxa" w:w="80"/>
               <w:left w:type="dxa" w:w="120"/>
-              <w:bottom w:type="dxa" w:w="60"/>
+              <w:bottom w:type="dxa" w:w="80"/>
               <w:right w:type="dxa" w:w="120"/>
             </w:tcMar>
           </w:tcPr>
           <w:p>
-            <w:r>
-              <w:rPr>
-                <w:rFonts w:ascii="Arial" w:cs="Arial" w:eastAsia="Arial" w:hAnsi="Arial"/>
-                <w:sz w:val="20"/>
-                <w:szCs w:val="20"/>
-              </w:rPr>
-              <w:t xml:space="preserve">Mini Lesson: Sprint 2 Continued – Integration &amp; Testing</w:t>
+            <w:pPr>
+              <w:spacing w:after="80" w:before="80"/>
+            </w:pPr>
+            <w:r>
+              <w:rPr>
+                <w:rFonts w:ascii="Arial" w:cs="Arial" w:eastAsia="Arial" w:hAnsi="Arial"/>
+                <w:b/>
+                <w:bCs/>
+                <w:i w:val="false"/>
+                <w:iCs w:val="false"/>
+                <w:color w:val="000000"/>
+                <w:sz w:val="22"/>
+                <w:szCs w:val="22"/>
+              </w:rPr>
+              <w:t xml:space="preserve">Mini Lesson: </w:t>
+            </w:r>
+            <w:r>
+              <w:rPr>
+                <w:rFonts w:ascii="Arial" w:cs="Arial" w:eastAsia="Arial" w:hAnsi="Arial"/>
+                <w:b w:val="false"/>
+                <w:bCs w:val="false"/>
+                <w:i w:val="false"/>
+                <w:iCs w:val="false"/>
+                <w:color w:val="000000"/>
+                <w:sz w:val="22"/>
+                <w:szCs w:val="22"/>
+              </w:rPr>
+              <w:t xml:space="preserve">Sprint 2 Continued – Integration &amp; Testing</w:t>
+            </w:r>
+            <w:r>
+              <w:rPr>
+                <w:rFonts w:ascii="Arial" w:cs="Arial" w:eastAsia="Arial" w:hAnsi="Arial"/>
+                <w:sz w:val="20"/>
+                <w:szCs w:val="20"/>
+              </w:rPr>
+              <w:br/>
+              <w:t xml:space="preserve"/>
+            </w:r>
+            <w:r>
+              <w:rPr>
+                <w:rFonts w:ascii="Arial" w:cs="Arial" w:eastAsia="Arial" w:hAnsi="Arial"/>
+                <w:sz w:val="20"/>
+                <w:szCs w:val="20"/>
+              </w:rPr>
+              <w:br/>
+              <w:t xml:space="preserve"/>
+            </w:r>
+            <w:r>
+              <w:rPr>
+                <w:rFonts w:ascii="Arial" w:cs="Arial" w:eastAsia="Arial" w:hAnsi="Arial"/>
+                <w:b/>
+                <w:bCs/>
+                <w:i/>
+                <w:iCs/>
+                <w:color w:val="555555"/>
+                <w:sz w:val="20"/>
+                <w:szCs w:val="20"/>
+              </w:rPr>
+              <w:t xml:space="preserve">→ Live Demo — </w:t>
+            </w:r>
+            <w:r>
+              <w:rPr>
+                <w:rFonts w:ascii="Arial" w:cs="Arial" w:eastAsia="Arial" w:hAnsi="Arial"/>
+                <w:b w:val="false"/>
+                <w:bCs w:val="false"/>
+                <w:i/>
+                <w:iCs/>
+                <w:color w:val="555555"/>
+                <w:sz w:val="20"/>
+                <w:szCs w:val="20"/>
+              </w:rPr>
+              <w:t xml:space="preserve">type examples as students follow along in their own editor.</w:t>
+            </w:r>
+            <w:r>
+              <w:rPr>
+                <w:rFonts w:ascii="Arial" w:cs="Arial" w:eastAsia="Arial" w:hAnsi="Arial"/>
+                <w:sz w:val="20"/>
+                <w:szCs w:val="20"/>
+              </w:rPr>
+              <w:br/>
+              <w:t xml:space="preserve"/>
+            </w:r>
+            <w:r>
+              <w:rPr>
+                <w:rFonts w:ascii="Arial" w:cs="Arial" w:eastAsia="Arial" w:hAnsi="Arial"/>
+                <w:b/>
+                <w:bCs/>
+                <w:i/>
+                <w:iCs/>
+                <w:color w:val="555555"/>
+                <w:sz w:val="20"/>
+                <w:szCs w:val="20"/>
+              </w:rPr>
+              <w:t xml:space="preserve">→ Check for Understanding: </w:t>
+            </w:r>
+            <w:r>
+              <w:rPr>
+                <w:rFonts w:ascii="Arial" w:cs="Arial" w:eastAsia="Arial" w:hAnsi="Arial"/>
+                <w:b w:val="false"/>
+                <w:bCs w:val="false"/>
+                <w:i/>
+                <w:iCs/>
+                <w:color w:val="555555"/>
+                <w:sz w:val="20"/>
+                <w:szCs w:val="20"/>
+              </w:rPr>
+              <w:t xml:space="preserve">pause and cold-call: “Can someone explain what we just did in their own words?”</w:t>
             </w:r>
           </w:p>
         </w:tc>
@@ -316,9 +546,9 @@
               <w:right w:val="single" w:color="CCCCCC" w:sz="1"/>
             </w:tcBorders>
             <w:tcMar>
-              <w:top w:type="dxa" w:w="60"/>
+              <w:top w:type="dxa" w:w="80"/>
               <w:left w:type="dxa" w:w="120"/>
-              <w:bottom w:type="dxa" w:w="60"/>
+              <w:bottom w:type="dxa" w:w="80"/>
               <w:right w:type="dxa" w:w="120"/>
             </w:tcMar>
           </w:tcPr>
@@ -331,7 +561,7 @@
                 <w:sz w:val="20"/>
                 <w:szCs w:val="20"/>
               </w:rPr>
-              <w:t xml:space="preserve">15-20 min</w:t>
+              <w:t xml:space="preserve">15–20 min</w:t>
             </w:r>
           </w:p>
         </w:tc>
@@ -345,20 +575,81 @@
               <w:right w:val="single" w:color="CCCCCC" w:sz="1"/>
             </w:tcBorders>
             <w:tcMar>
-              <w:top w:type="dxa" w:w="60"/>
+              <w:top w:type="dxa" w:w="80"/>
               <w:left w:type="dxa" w:w="120"/>
-              <w:bottom w:type="dxa" w:w="60"/>
+              <w:bottom w:type="dxa" w:w="80"/>
               <w:right w:type="dxa" w:w="120"/>
             </w:tcMar>
           </w:tcPr>
           <w:p>
-            <w:r>
-              <w:rPr>
-                <w:rFonts w:ascii="Arial" w:cs="Arial" w:eastAsia="Arial" w:hAnsi="Arial"/>
-                <w:sz w:val="20"/>
-                <w:szCs w:val="20"/>
+            <w:pPr>
+              <w:spacing w:after="80" w:before="80"/>
+            </w:pPr>
+            <w:r>
+              <w:rPr>
+                <w:rFonts w:ascii="Arial" w:cs="Arial" w:eastAsia="Arial" w:hAnsi="Arial"/>
+                <w:b/>
+                <w:bCs/>
+                <w:i w:val="false"/>
+                <w:iCs w:val="false"/>
+                <w:color w:val="000000"/>
+                <w:sz w:val="22"/>
+                <w:szCs w:val="22"/>
               </w:rPr>
               <w:t xml:space="preserve">Independent Practice / Code Along</w:t>
+            </w:r>
+            <w:r>
+              <w:rPr>
+                <w:rFonts w:ascii="Arial" w:cs="Arial" w:eastAsia="Arial" w:hAnsi="Arial"/>
+                <w:sz w:val="20"/>
+                <w:szCs w:val="20"/>
+              </w:rPr>
+              <w:br/>
+              <w:t xml:space="preserve"/>
+            </w:r>
+            <w:r>
+              <w:rPr>
+                <w:rFonts w:ascii="Arial" w:cs="Arial" w:eastAsia="Arial" w:hAnsi="Arial"/>
+                <w:b w:val="false"/>
+                <w:bCs w:val="false"/>
+                <w:i w:val="false"/>
+                <w:iCs w:val="false"/>
+                <w:color w:val="000000"/>
+                <w:sz w:val="20"/>
+                <w:szCs w:val="20"/>
+              </w:rPr>
+              <w:t xml:space="preserve">    Work through problems from the day's exercise set.</w:t>
+            </w:r>
+            <w:r>
+              <w:rPr>
+                <w:rFonts w:ascii="Arial" w:cs="Arial" w:eastAsia="Arial" w:hAnsi="Arial"/>
+                <w:sz w:val="20"/>
+                <w:szCs w:val="20"/>
+              </w:rPr>
+              <w:br/>
+              <w:t xml:space="preserve"/>
+            </w:r>
+            <w:r>
+              <w:rPr>
+                <w:rFonts w:ascii="Arial" w:cs="Arial" w:eastAsia="Arial" w:hAnsi="Arial"/>
+                <w:sz w:val="20"/>
+                <w:szCs w:val="20"/>
+              </w:rPr>
+              <w:br/>
+              <w:t xml:space="preserve"/>
+            </w:r>
+            <w:r>
+              <w:rPr>
+                <w:rFonts w:ascii="Arial" w:cs="Arial" w:eastAsia="Arial" w:hAnsi="Arial"/>
+                <w:b w:val="false"/>
+                <w:bCs w:val="false"/>
+                <w:i/>
+                <w:iCs/>
+                <w:color w:val="555555"/>
+                <w:sz w:val="20"/>
+                <w:szCs w:val="20"/>
+              </w:rPr>
+              <w:t xml:space="preserve">→ Teacher circulates — offer hints, check for understanding.</w:t>
             </w:r>
           </w:p>
         </w:tc>
@@ -374,9 +665,9 @@
               <w:right w:val="single" w:color="CCCCCC" w:sz="1"/>
             </w:tcBorders>
             <w:tcMar>
-              <w:top w:type="dxa" w:w="60"/>
+              <w:top w:type="dxa" w:w="80"/>
               <w:left w:type="dxa" w:w="120"/>
-              <w:bottom w:type="dxa" w:w="60"/>
+              <w:bottom w:type="dxa" w:w="80"/>
               <w:right w:type="dxa" w:w="120"/>
             </w:tcMar>
           </w:tcPr>
@@ -403,20 +694,90 @@
               <w:right w:val="single" w:color="CCCCCC" w:sz="1"/>
             </w:tcBorders>
             <w:tcMar>
-              <w:top w:type="dxa" w:w="60"/>
+              <w:top w:type="dxa" w:w="80"/>
               <w:left w:type="dxa" w:w="120"/>
-              <w:bottom w:type="dxa" w:w="60"/>
+              <w:bottom w:type="dxa" w:w="80"/>
               <w:right w:type="dxa" w:w="120"/>
             </w:tcMar>
           </w:tcPr>
           <w:p>
-            <w:r>
-              <w:rPr>
-                <w:rFonts w:ascii="Arial" w:cs="Arial" w:eastAsia="Arial" w:hAnsi="Arial"/>
-                <w:sz w:val="20"/>
-                <w:szCs w:val="20"/>
+            <w:pPr>
+              <w:spacing w:after="80" w:before="80"/>
+            </w:pPr>
+            <w:r>
+              <w:rPr>
+                <w:rFonts w:ascii="Arial" w:cs="Arial" w:eastAsia="Arial" w:hAnsi="Arial"/>
+                <w:b/>
+                <w:bCs/>
+                <w:i w:val="false"/>
+                <w:iCs w:val="false"/>
+                <w:color w:val="000000"/>
+                <w:sz w:val="22"/>
+                <w:szCs w:val="22"/>
               </w:rPr>
               <w:t xml:space="preserve">Exit Ticket / Wrap-Up</w:t>
+            </w:r>
+            <w:r>
+              <w:rPr>
+                <w:rFonts w:ascii="Arial" w:cs="Arial" w:eastAsia="Arial" w:hAnsi="Arial"/>
+                <w:sz w:val="20"/>
+                <w:szCs w:val="20"/>
+              </w:rPr>
+              <w:br/>
+              <w:t xml:space="preserve"/>
+            </w:r>
+            <w:r>
+              <w:rPr>
+                <w:rFonts w:ascii="Arial" w:cs="Arial" w:eastAsia="Arial" w:hAnsi="Arial"/>
+                <w:sz w:val="20"/>
+                <w:szCs w:val="20"/>
+              </w:rPr>
+              <w:br/>
+              <w:t xml:space="preserve"/>
+            </w:r>
+            <w:r>
+              <w:rPr>
+                <w:rFonts w:ascii="Arial" w:cs="Arial" w:eastAsia="Arial" w:hAnsi="Arial"/>
+                <w:b w:val="false"/>
+                <w:bCs w:val="false"/>
+                <w:i w:val="false"/>
+                <w:iCs w:val="false"/>
+                <w:color w:val="000000"/>
+                <w:sz w:val="20"/>
+                <w:szCs w:val="20"/>
+              </w:rPr>
+              <w:t xml:space="preserve">What is one key concept you learned today?</w:t>
+            </w:r>
+            <w:r>
+              <w:rPr>
+                <w:rFonts w:ascii="Arial" w:cs="Arial" w:eastAsia="Arial" w:hAnsi="Arial"/>
+                <w:sz w:val="20"/>
+                <w:szCs w:val="20"/>
+              </w:rPr>
+              <w:br/>
+              <w:t xml:space="preserve"/>
+            </w:r>
+            <w:r>
+              <w:rPr>
+                <w:rFonts w:ascii="Arial" w:cs="Arial" w:eastAsia="Arial" w:hAnsi="Arial"/>
+                <w:sz w:val="20"/>
+                <w:szCs w:val="20"/>
+              </w:rPr>
+              <w:br/>
+              <w:t xml:space="preserve"/>
+            </w:r>
+            <w:r>
+              <w:rPr>
+                <w:rFonts w:ascii="Arial" w:cs="Arial" w:eastAsia="Arial" w:hAnsi="Arial"/>
+                <w:b w:val="false"/>
+                <w:bCs w:val="false"/>
+                <w:i/>
+                <w:iCs/>
+                <w:color w:val="555555"/>
+                <w:sz w:val="20"/>
+                <w:szCs w:val="20"/>
+              </w:rPr>
+              <w:t xml:space="preserve">→ 3–2–1: Name 3 things learned, 2 new vocab words, 1 question you still have.</w:t>
             </w:r>
           </w:p>
         </w:tc>
@@ -489,7 +850,20 @@
                 <w:sz w:val="18"/>
                 <w:szCs w:val="18"/>
               </w:rPr>
-              <w:t xml:space="preserve"># Manual test script (save as test_end_to_end.py)</w:t>
+              <w:t xml:space="preserve">from system import StudentSystem</w:t>
+            </w:r>
+          </w:p>
+          <w:p>
+            <w:pPr>
+              <w:spacing w:after="20"/>
+            </w:pPr>
+            <w:r>
+              <w:rPr>
+                <w:rFonts w:ascii="Courier New" w:cs="Courier New" w:eastAsia="Courier New" w:hAnsi="Courier New"/>
+                <w:sz w:val="18"/>
+                <w:szCs w:val="18"/>
+              </w:rPr>
+              <w:t xml:space="preserve">from student import Student</w:t>
             </w:r>
           </w:p>
           <w:p>
@@ -515,32 +889,6 @@
                 <w:sz w:val="18"/>
                 <w:szCs w:val="18"/>
               </w:rPr>
-              <w:t xml:space="preserve">from system import StudentSystem</w:t>
-            </w:r>
-          </w:p>
-          <w:p>
-            <w:pPr>
-              <w:spacing w:after="20"/>
-            </w:pPr>
-            <w:r>
-              <w:rPr>
-                <w:rFonts w:ascii="Courier New" w:cs="Courier New" w:eastAsia="Courier New" w:hAnsi="Courier New"/>
-                <w:sz w:val="18"/>
-                <w:szCs w:val="18"/>
-              </w:rPr>
-              <w:t xml:space="preserve">from student import Student</w:t>
-            </w:r>
-          </w:p>
-          <w:p>
-            <w:pPr>
-              <w:spacing w:after="20"/>
-            </w:pPr>
-            <w:r>
-              <w:rPr>
-                <w:rFonts w:ascii="Courier New" w:cs="Courier New" w:eastAsia="Courier New" w:hAnsi="Courier New"/>
-                <w:sz w:val="18"/>
-                <w:szCs w:val="18"/>
-              </w:rPr>
               <w:t xml:space="preserve"> </w:t>
             </w:r>
           </w:p>
@@ -554,19 +902,6 @@
                 <w:sz w:val="18"/>
                 <w:szCs w:val="18"/>
               </w:rPr>
-              <w:t xml:space="preserve"># Test 1: Add → Save → Load → Verify</w:t>
-            </w:r>
-          </w:p>
-          <w:p>
-            <w:pPr>
-              <w:spacing w:after="20"/>
-            </w:pPr>
-            <w:r>
-              <w:rPr>
-                <w:rFonts w:ascii="Courier New" w:cs="Courier New" w:eastAsia="Courier New" w:hAnsi="Courier New"/>
-                <w:sz w:val="18"/>
-                <w:szCs w:val="18"/>
-              </w:rPr>
               <w:t xml:space="preserve">print("Test 1: Add → Save → Load")</w:t>
             </w:r>
           </w:p>
@@ -723,7 +1058,7 @@
                 <w:sz w:val="18"/>
                 <w:szCs w:val="18"/>
               </w:rPr>
-              <w:t xml:space="preserve"># Test 2: Search</w:t>
+              <w:t xml:space="preserve"> </w:t>
             </w:r>
           </w:p>
           <w:p>
@@ -801,7 +1136,7 @@
                 <w:sz w:val="18"/>
                 <w:szCs w:val="18"/>
               </w:rPr>
-              <w:t xml:space="preserve"># Test 3: Edge case - search for non-existent student</w:t>
+              <w:t xml:space="preserve"> </w:t>
             </w:r>
           </w:p>
           <w:p>

--- a/Coding 2 - year/Unit 7 - Capstone Project/Daily Lesson Plans/Word/Day 15.docx
+++ b/Coding 2 - year/Unit 7 - Capstone Project/Daily Lesson Plans/Word/Day 15.docx
@@ -319,7 +319,7 @@
                 <w:sz w:val="20"/>
                 <w:szCs w:val="20"/>
               </w:rPr>
-              <w:t xml:space="preserve">    What do you remember from last class?</w:t>
+              <w:t xml:space="preserve">    What do you already know about Sprint 2 Continued – Integration &amp; Testing? Write down at least one thing.</w:t>
             </w:r>
             <w:r>
               <w:rPr>
@@ -350,7 +350,7 @@
                 <w:sz w:val="20"/>
                 <w:szCs w:val="20"/>
               </w:rPr>
-              <w:t xml:space="preserve">What do you think today's topic "Sprint 2 Continued – Integration &amp; Testing" is about?</w:t>
+              <w:t xml:space="preserve">Today’s Goal: Explore and practice Sprint 2 Continued – Integration &amp; Testing.</w:t>
             </w:r>
             <w:r>
               <w:rPr>
@@ -746,7 +746,7 @@
                 <w:sz w:val="20"/>
                 <w:szCs w:val="20"/>
               </w:rPr>
-              <w:t xml:space="preserve">What is one key concept you learned today?</w:t>
+              <w:t xml:space="preserve">Name one new thing you learned about Sprint 2 Continued – Integration &amp; Testing today and one question you still have.</w:t>
             </w:r>
             <w:r>
               <w:rPr>

--- a/Coding 2 - year/Unit 7 - Capstone Project/Daily Lesson Plans/Word/Day 15.docx
+++ b/Coding 2 - year/Unit 7 - Capstone Project/Daily Lesson Plans/Word/Day 15.docx
@@ -342,6 +342,72 @@
             <w:r>
               <w:rPr>
                 <w:rFonts w:ascii="Arial" w:cs="Arial" w:eastAsia="Arial" w:hAnsi="Arial"/>
+                <w:b/>
+                <w:bCs/>
+                <w:i w:val="false"/>
+                <w:iCs w:val="false"/>
+                <w:color w:val="000000"/>
+                <w:sz w:val="20"/>
+                <w:szCs w:val="20"/>
+              </w:rPr>
+              <w:t xml:space="preserve">Vocabulary Preview — </w:t>
+            </w:r>
+            <w:r>
+              <w:rPr>
+                <w:rFonts w:ascii="Arial" w:cs="Arial" w:eastAsia="Arial" w:hAnsi="Arial"/>
+                <w:b w:val="false"/>
+                <w:bCs w:val="false"/>
+                <w:i w:val="false"/>
+                <w:iCs w:val="false"/>
+                <w:color w:val="000000"/>
+                <w:sz w:val="20"/>
+                <w:szCs w:val="20"/>
+              </w:rPr>
+              <w:t xml:space="preserve">terms we'll use today:</w:t>
+            </w:r>
+            <w:r>
+              <w:rPr>
+                <w:rFonts w:ascii="Arial" w:cs="Arial" w:eastAsia="Arial" w:hAnsi="Arial"/>
+                <w:sz w:val="20"/>
+                <w:szCs w:val="20"/>
+              </w:rPr>
+              <w:br/>
+              <w:t xml:space="preserve"/>
+            </w:r>
+            <w:r>
+              <w:rPr>
+                <w:rFonts w:ascii="Arial" w:cs="Arial" w:eastAsia="Arial" w:hAnsi="Arial"/>
+                <w:b w:val="false"/>
+                <w:bCs w:val="false"/>
+                <w:i w:val="false"/>
+                <w:iCs w:val="false"/>
+                <w:color w:val="000000"/>
+                <w:sz w:val="20"/>
+                <w:szCs w:val="20"/>
+              </w:rPr>
+              <w:t xml:space="preserve">    • Minutes 0-5   •   Standup   •   Minutes 5-50   •   Minutes 50-55   •   Wrap-up   •   Data Analyzer</w:t>
+            </w:r>
+            <w:r>
+              <w:rPr>
+                <w:rFonts w:ascii="Arial" w:cs="Arial" w:eastAsia="Arial" w:hAnsi="Arial"/>
+                <w:sz w:val="20"/>
+                <w:szCs w:val="20"/>
+              </w:rPr>
+              <w:br/>
+              <w:t xml:space="preserve"/>
+            </w:r>
+            <w:r>
+              <w:rPr>
+                <w:rFonts w:ascii="Arial" w:cs="Arial" w:eastAsia="Arial" w:hAnsi="Arial"/>
+                <w:sz w:val="20"/>
+                <w:szCs w:val="20"/>
+              </w:rPr>
+              <w:br/>
+              <w:t xml:space="preserve"/>
+            </w:r>
+            <w:r>
+              <w:rPr>
+                <w:rFonts w:ascii="Arial" w:cs="Arial" w:eastAsia="Arial" w:hAnsi="Arial"/>
                 <w:b w:val="false"/>
                 <w:bCs w:val="false"/>
                 <w:i/>
@@ -474,6 +540,310 @@
             <w:r>
               <w:rPr>
                 <w:rFonts w:ascii="Arial" w:cs="Arial" w:eastAsia="Arial" w:hAnsi="Arial"/>
+                <w:b w:val="false"/>
+                <w:bCs w:val="false"/>
+                <w:i w:val="false"/>
+                <w:iCs w:val="false"/>
+                <w:color w:val="000000"/>
+                <w:sz w:val="20"/>
+                <w:szCs w:val="20"/>
+              </w:rPr>
+              <w:t xml:space="preserve">You've built lots of features. Today you make sure they all play nicely together. You'll test real-world scenarios: What if a user does X then Y then Z? What if they enter bad data? What if they run out of memory? Real software is tested, not just built.</w:t>
+            </w:r>
+            <w:r>
+              <w:rPr>
+                <w:rFonts w:ascii="Arial" w:cs="Arial" w:eastAsia="Arial" w:hAnsi="Arial"/>
+                <w:sz w:val="20"/>
+                <w:szCs w:val="20"/>
+              </w:rPr>
+              <w:br/>
+              <w:t xml:space="preserve"/>
+            </w:r>
+            <w:r>
+              <w:rPr>
+                <w:rFonts w:ascii="Arial" w:cs="Arial" w:eastAsia="Arial" w:hAnsi="Arial"/>
+                <w:b w:val="false"/>
+                <w:bCs w:val="false"/>
+                <w:i w:val="false"/>
+                <w:iCs w:val="false"/>
+                <w:color w:val="000000"/>
+                <w:sz w:val="20"/>
+                <w:szCs w:val="20"/>
+              </w:rPr>
+              <w:t xml:space="preserve">Minutes 5-50: Scenario Testing &amp; Edge Case Handling</w:t>
+            </w:r>
+            <w:r>
+              <w:rPr>
+                <w:rFonts w:ascii="Arial" w:cs="Arial" w:eastAsia="Arial" w:hAnsi="Arial"/>
+                <w:sz w:val="20"/>
+                <w:szCs w:val="20"/>
+              </w:rPr>
+              <w:br/>
+              <w:t xml:space="preserve"/>
+            </w:r>
+            <w:r>
+              <w:rPr>
+                <w:rFonts w:ascii="Arial" w:cs="Arial" w:eastAsia="Arial" w:hAnsi="Arial"/>
+                <w:sz w:val="20"/>
+                <w:szCs w:val="20"/>
+              </w:rPr>
+              <w:br/>
+              <w:t xml:space="preserve"/>
+            </w:r>
+            <w:r>
+              <w:rPr>
+                <w:rFonts w:ascii="Arial" w:cs="Arial" w:eastAsia="Arial" w:hAnsi="Arial"/>
+                <w:b/>
+                <w:bCs/>
+                <w:i w:val="false"/>
+                <w:iCs w:val="false"/>
+                <w:color w:val="000000"/>
+                <w:sz w:val="20"/>
+                <w:szCs w:val="20"/>
+              </w:rPr>
+              <w:t xml:space="preserve">Key Concepts:</w:t>
+            </w:r>
+            <w:r>
+              <w:rPr>
+                <w:rFonts w:ascii="Arial" w:cs="Arial" w:eastAsia="Arial" w:hAnsi="Arial"/>
+                <w:sz w:val="20"/>
+                <w:szCs w:val="20"/>
+              </w:rPr>
+              <w:br/>
+              <w:t xml:space="preserve"/>
+            </w:r>
+            <w:r>
+              <w:rPr>
+                <w:rFonts w:ascii="Arial" w:cs="Arial" w:eastAsia="Arial" w:hAnsi="Arial"/>
+                <w:b w:val="false"/>
+                <w:bCs w:val="false"/>
+                <w:i w:val="false"/>
+                <w:iCs w:val="false"/>
+                <w:color w:val="000000"/>
+                <w:sz w:val="20"/>
+                <w:szCs w:val="20"/>
+              </w:rPr>
+              <w:t xml:space="preserve">    • Teacher: importance of integration testing</w:t>
+            </w:r>
+            <w:r>
+              <w:rPr>
+                <w:rFonts w:ascii="Arial" w:cs="Arial" w:eastAsia="Arial" w:hAnsi="Arial"/>
+                <w:sz w:val="20"/>
+                <w:szCs w:val="20"/>
+              </w:rPr>
+              <w:br/>
+              <w:t xml:space="preserve"/>
+            </w:r>
+            <w:r>
+              <w:rPr>
+                <w:rFonts w:ascii="Arial" w:cs="Arial" w:eastAsia="Arial" w:hAnsi="Arial"/>
+                <w:b w:val="false"/>
+                <w:bCs w:val="false"/>
+                <w:i w:val="false"/>
+                <w:iCs w:val="false"/>
+                <w:color w:val="000000"/>
+                <w:sz w:val="20"/>
+                <w:szCs w:val="20"/>
+              </w:rPr>
+              <w:t xml:space="preserve">    • Show: test plan example (what scenarios to test)</w:t>
+            </w:r>
+            <w:r>
+              <w:rPr>
+                <w:rFonts w:ascii="Arial" w:cs="Arial" w:eastAsia="Arial" w:hAnsi="Arial"/>
+                <w:sz w:val="20"/>
+                <w:szCs w:val="20"/>
+              </w:rPr>
+              <w:br/>
+              <w:t xml:space="preserve"/>
+            </w:r>
+            <w:r>
+              <w:rPr>
+                <w:rFonts w:ascii="Arial" w:cs="Arial" w:eastAsia="Arial" w:hAnsi="Arial"/>
+                <w:b w:val="false"/>
+                <w:bCs w:val="false"/>
+                <w:i w:val="false"/>
+                <w:iCs w:val="false"/>
+                <w:color w:val="000000"/>
+                <w:sz w:val="20"/>
+                <w:szCs w:val="20"/>
+              </w:rPr>
+              <w:t xml:space="preserve">    • Students: identify 3–5 user scenarios to test today</w:t>
+            </w:r>
+            <w:r>
+              <w:rPr>
+                <w:rFonts w:ascii="Arial" w:cs="Arial" w:eastAsia="Arial" w:hAnsi="Arial"/>
+                <w:sz w:val="20"/>
+                <w:szCs w:val="20"/>
+              </w:rPr>
+              <w:br/>
+              <w:t xml:space="preserve"/>
+            </w:r>
+            <w:r>
+              <w:rPr>
+                <w:rFonts w:ascii="Arial" w:cs="Arial" w:eastAsia="Arial" w:hAnsi="Arial"/>
+                <w:b w:val="false"/>
+                <w:bCs w:val="false"/>
+                <w:i w:val="false"/>
+                <w:iCs w:val="false"/>
+                <w:color w:val="000000"/>
+                <w:sz w:val="20"/>
+                <w:szCs w:val="20"/>
+              </w:rPr>
+              <w:t xml:space="preserve">    • Write down 3–5 realistic user scenarios</w:t>
+            </w:r>
+            <w:r>
+              <w:rPr>
+                <w:rFonts w:ascii="Arial" w:cs="Arial" w:eastAsia="Arial" w:hAnsi="Arial"/>
+                <w:sz w:val="20"/>
+                <w:szCs w:val="20"/>
+              </w:rPr>
+              <w:br/>
+              <w:t xml:space="preserve"/>
+            </w:r>
+            <w:r>
+              <w:rPr>
+                <w:rFonts w:ascii="Arial" w:cs="Arial" w:eastAsia="Arial" w:hAnsi="Arial"/>
+                <w:b w:val="false"/>
+                <w:bCs w:val="false"/>
+                <w:i w:val="false"/>
+                <w:iCs w:val="false"/>
+                <w:color w:val="000000"/>
+                <w:sz w:val="20"/>
+                <w:szCs w:val="20"/>
+              </w:rPr>
+              <w:t xml:space="preserve">    • Run through each one manually</w:t>
+            </w:r>
+            <w:r>
+              <w:rPr>
+                <w:rFonts w:ascii="Arial" w:cs="Arial" w:eastAsia="Arial" w:hAnsi="Arial"/>
+                <w:sz w:val="20"/>
+                <w:szCs w:val="20"/>
+              </w:rPr>
+              <w:br/>
+              <w:t xml:space="preserve"/>
+            </w:r>
+            <w:r>
+              <w:rPr>
+                <w:rFonts w:ascii="Arial" w:cs="Arial" w:eastAsia="Arial" w:hAnsi="Arial"/>
+                <w:b w:val="false"/>
+                <w:bCs w:val="false"/>
+                <w:i w:val="false"/>
+                <w:iCs w:val="false"/>
+                <w:color w:val="000000"/>
+                <w:sz w:val="20"/>
+                <w:szCs w:val="20"/>
+              </w:rPr>
+              <w:t xml:space="preserve">    • Fix bugs as you find them</w:t>
+            </w:r>
+            <w:r>
+              <w:rPr>
+                <w:rFonts w:ascii="Arial" w:cs="Arial" w:eastAsia="Arial" w:hAnsi="Arial"/>
+                <w:sz w:val="20"/>
+                <w:szCs w:val="20"/>
+              </w:rPr>
+              <w:br/>
+              <w:t xml:space="preserve"/>
+            </w:r>
+            <w:r>
+              <w:rPr>
+                <w:rFonts w:ascii="Arial" w:cs="Arial" w:eastAsia="Arial" w:hAnsi="Arial"/>
+                <w:b w:val="false"/>
+                <w:bCs w:val="false"/>
+                <w:i w:val="false"/>
+                <w:iCs w:val="false"/>
+                <w:color w:val="000000"/>
+                <w:sz w:val="20"/>
+                <w:szCs w:val="20"/>
+              </w:rPr>
+              <w:t xml:space="preserve">    • Add error handling for edge cases you discover</w:t>
+            </w:r>
+            <w:r>
+              <w:rPr>
+                <w:rFonts w:ascii="Arial" w:cs="Arial" w:eastAsia="Arial" w:hAnsi="Arial"/>
+                <w:sz w:val="20"/>
+                <w:szCs w:val="20"/>
+              </w:rPr>
+              <w:br/>
+              <w:t xml:space="preserve"/>
+            </w:r>
+            <w:r>
+              <w:rPr>
+                <w:rFonts w:ascii="Arial" w:cs="Arial" w:eastAsia="Arial" w:hAnsi="Arial"/>
+                <w:b w:val="false"/>
+                <w:bCs w:val="false"/>
+                <w:i w:val="false"/>
+                <w:iCs w:val="false"/>
+                <w:color w:val="000000"/>
+                <w:sz w:val="20"/>
+                <w:szCs w:val="20"/>
+              </w:rPr>
+              <w:t xml:space="preserve">    • Document any bugs you found and fixed</w:t>
+            </w:r>
+            <w:r>
+              <w:rPr>
+                <w:rFonts w:ascii="Arial" w:cs="Arial" w:eastAsia="Arial" w:hAnsi="Arial"/>
+                <w:sz w:val="20"/>
+                <w:szCs w:val="20"/>
+              </w:rPr>
+              <w:br/>
+              <w:t xml:space="preserve"/>
+            </w:r>
+            <w:r>
+              <w:rPr>
+                <w:rFonts w:ascii="Arial" w:cs="Arial" w:eastAsia="Arial" w:hAnsi="Arial"/>
+                <w:sz w:val="20"/>
+                <w:szCs w:val="20"/>
+              </w:rPr>
+              <w:br/>
+              <w:t xml:space="preserve"/>
+            </w:r>
+            <w:r>
+              <w:rPr>
+                <w:rFonts w:ascii="Arial" w:cs="Arial" w:eastAsia="Arial" w:hAnsi="Arial"/>
+                <w:b/>
+                <w:bCs/>
+                <w:i w:val="false"/>
+                <w:iCs w:val="false"/>
+                <w:color w:val="000000"/>
+                <w:sz w:val="20"/>
+                <w:szCs w:val="20"/>
+              </w:rPr>
+              <w:t xml:space="preserve">Vocabulary: </w:t>
+            </w:r>
+            <w:r>
+              <w:rPr>
+                <w:rFonts w:ascii="Arial" w:cs="Arial" w:eastAsia="Arial" w:hAnsi="Arial"/>
+                <w:b w:val="false"/>
+                <w:bCs w:val="false"/>
+                <w:i w:val="false"/>
+                <w:iCs w:val="false"/>
+                <w:color w:val="000000"/>
+                <w:sz w:val="20"/>
+                <w:szCs w:val="20"/>
+              </w:rPr>
+              <w:t xml:space="preserve">Minutes 0-5, Standup, Minutes 5-50, Minutes 50-55, Wrap-up, Data Analyzer</w:t>
+            </w:r>
+            <w:r>
+              <w:rPr>
+                <w:rFonts w:ascii="Arial" w:cs="Arial" w:eastAsia="Arial" w:hAnsi="Arial"/>
+                <w:sz w:val="20"/>
+                <w:szCs w:val="20"/>
+              </w:rPr>
+              <w:br/>
+              <w:t xml:space="preserve"/>
+            </w:r>
+            <w:r>
+              <w:rPr>
+                <w:rFonts w:ascii="Arial" w:cs="Arial" w:eastAsia="Arial" w:hAnsi="Arial"/>
+                <w:sz w:val="20"/>
+                <w:szCs w:val="20"/>
+              </w:rPr>
+              <w:br/>
+              <w:t xml:space="preserve"/>
+            </w:r>
+            <w:r>
+              <w:rPr>
+                <w:rFonts w:ascii="Arial" w:cs="Arial" w:eastAsia="Arial" w:hAnsi="Arial"/>
                 <w:b/>
                 <w:bCs/>
                 <w:i/>
@@ -561,7 +931,7 @@
                 <w:sz w:val="20"/>
                 <w:szCs w:val="20"/>
               </w:rPr>
-              <w:t xml:space="preserve">15–20 min</w:t>
+              <w:t xml:space="preserve">15 min</w:t>
             </w:r>
           </w:p>
         </w:tc>
@@ -596,7 +966,16 @@
                 <w:sz w:val="22"/>
                 <w:szCs w:val="22"/>
               </w:rPr>
-              <w:t xml:space="preserve">Independent Practice / Code Along</w:t>
+              <w:t xml:space="preserve">Guided Practice</w:t>
+            </w:r>
+            <w:r>
+              <w:rPr>
+                <w:rFonts w:ascii="Arial" w:cs="Arial" w:eastAsia="Arial" w:hAnsi="Arial"/>
+                <w:sz w:val="20"/>
+                <w:szCs w:val="20"/>
+              </w:rPr>
+              <w:br/>
+              <w:t xml:space="preserve"/>
             </w:r>
             <w:r>
               <w:rPr>
@@ -618,7 +997,12 @@
                 <w:sz w:val="20"/>
                 <w:szCs w:val="20"/>
               </w:rPr>
-              <w:t xml:space="preserve">    Work through problems from the day's exercise set.</w:t>
+              <w:t xml:space="preserve">- [ ] 3–5 user scenarios tested end-to-end
+- [ ] Edge cases identified and tested
+- [ ] Bugs found and fixed
+- [ ] Error handling improved
+- [ ] Integration verified
+- [ ] Code committed/saved</w:t>
             </w:r>
             <w:r>
               <w:rPr>
@@ -649,7 +1033,7 @@
                 <w:sz w:val="20"/>
                 <w:szCs w:val="20"/>
               </w:rPr>
-              <w:t xml:space="preserve">→ Teacher circulates — offer hints, check for understanding.</w:t>
+              <w:t xml:space="preserve">→ Teacher models — students try alongside, then compare results.</w:t>
             </w:r>
           </w:p>
         </w:tc>
@@ -680,7 +1064,7 @@
                 <w:sz w:val="20"/>
                 <w:szCs w:val="20"/>
               </w:rPr>
-              <w:t xml:space="preserve">5 min</w:t>
+              <w:t xml:space="preserve">15–20 min</w:t>
             </w:r>
           </w:p>
         </w:tc>
@@ -715,16 +1099,7 @@
                 <w:sz w:val="22"/>
                 <w:szCs w:val="22"/>
               </w:rPr>
-              <w:t xml:space="preserve">Exit Ticket / Wrap-Up</w:t>
-            </w:r>
-            <w:r>
-              <w:rPr>
-                <w:rFonts w:ascii="Arial" w:cs="Arial" w:eastAsia="Arial" w:hAnsi="Arial"/>
-                <w:sz w:val="20"/>
-                <w:szCs w:val="20"/>
-              </w:rPr>
-              <w:br/>
-              <w:t xml:space="preserve"/>
+              <w:t xml:space="preserve">Independent Practice / Code Along</w:t>
             </w:r>
             <w:r>
               <w:rPr>
@@ -746,7 +1121,29 @@
                 <w:sz w:val="20"/>
                 <w:szCs w:val="20"/>
               </w:rPr>
-              <w:t xml:space="preserve">Name one new thing you learned about Sprint 2 Continued – Integration &amp; Testing today and one question you still have.</w:t>
+              <w:t xml:space="preserve">    Students complete the assessment independently.</w:t>
+            </w:r>
+            <w:r>
+              <w:rPr>
+                <w:rFonts w:ascii="Arial" w:cs="Arial" w:eastAsia="Arial" w:hAnsi="Arial"/>
+                <w:sz w:val="20"/>
+                <w:szCs w:val="20"/>
+              </w:rPr>
+              <w:br/>
+              <w:t xml:space="preserve"/>
+            </w:r>
+            <w:r>
+              <w:rPr>
+                <w:rFonts w:ascii="Arial" w:cs="Arial" w:eastAsia="Arial" w:hAnsi="Arial"/>
+                <w:b w:val="false"/>
+                <w:bCs w:val="false"/>
+                <w:i w:val="false"/>
+                <w:iCs w:val="false"/>
+                <w:color w:val="000000"/>
+                <w:sz w:val="20"/>
+                <w:szCs w:val="20"/>
+              </w:rPr>
+              <w:t xml:space="preserve">    Remind students to check their work before submitting.</w:t>
             </w:r>
             <w:r>
               <w:rPr>
@@ -777,6 +1174,134 @@
                 <w:sz w:val="20"/>
                 <w:szCs w:val="20"/>
               </w:rPr>
+              <w:t xml:space="preserve">→ Teacher circulates — offer hints, check for understanding.</w:t>
+            </w:r>
+          </w:p>
+        </w:tc>
+      </w:tr>
+      <w:tr>
+        <w:tc>
+          <w:tcPr>
+            <w:tcW w:type="dxa" w:w="1800"/>
+            <w:tcBorders>
+              <w:top w:val="single" w:color="CCCCCC" w:sz="1"/>
+              <w:left w:val="single" w:color="CCCCCC" w:sz="1"/>
+              <w:bottom w:val="single" w:color="CCCCCC" w:sz="1"/>
+              <w:right w:val="single" w:color="CCCCCC" w:sz="1"/>
+            </w:tcBorders>
+            <w:tcMar>
+              <w:top w:type="dxa" w:w="80"/>
+              <w:left w:type="dxa" w:w="120"/>
+              <w:bottom w:type="dxa" w:w="80"/>
+              <w:right w:type="dxa" w:w="120"/>
+            </w:tcMar>
+          </w:tcPr>
+          <w:p>
+            <w:r>
+              <w:rPr>
+                <w:rFonts w:ascii="Arial" w:cs="Arial" w:eastAsia="Arial" w:hAnsi="Arial"/>
+                <w:b/>
+                <w:bCs/>
+                <w:sz w:val="20"/>
+                <w:szCs w:val="20"/>
+              </w:rPr>
+              <w:t xml:space="preserve">5 min</w:t>
+            </w:r>
+          </w:p>
+        </w:tc>
+        <w:tc>
+          <w:tcPr>
+            <w:tcW w:type="dxa" w:w="7560"/>
+            <w:tcBorders>
+              <w:top w:val="single" w:color="CCCCCC" w:sz="1"/>
+              <w:left w:val="single" w:color="CCCCCC" w:sz="1"/>
+              <w:bottom w:val="single" w:color="CCCCCC" w:sz="1"/>
+              <w:right w:val="single" w:color="CCCCCC" w:sz="1"/>
+            </w:tcBorders>
+            <w:tcMar>
+              <w:top w:type="dxa" w:w="80"/>
+              <w:left w:type="dxa" w:w="120"/>
+              <w:bottom w:type="dxa" w:w="80"/>
+              <w:right w:type="dxa" w:w="120"/>
+            </w:tcMar>
+          </w:tcPr>
+          <w:p>
+            <w:pPr>
+              <w:spacing w:after="80" w:before="80"/>
+            </w:pPr>
+            <w:r>
+              <w:rPr>
+                <w:rFonts w:ascii="Arial" w:cs="Arial" w:eastAsia="Arial" w:hAnsi="Arial"/>
+                <w:b/>
+                <w:bCs/>
+                <w:i w:val="false"/>
+                <w:iCs w:val="false"/>
+                <w:color w:val="000000"/>
+                <w:sz w:val="22"/>
+                <w:szCs w:val="22"/>
+              </w:rPr>
+              <w:t xml:space="preserve">Exit Ticket / Wrap-Up</w:t>
+            </w:r>
+            <w:r>
+              <w:rPr>
+                <w:rFonts w:ascii="Arial" w:cs="Arial" w:eastAsia="Arial" w:hAnsi="Arial"/>
+                <w:sz w:val="20"/>
+                <w:szCs w:val="20"/>
+              </w:rPr>
+              <w:br/>
+              <w:t xml:space="preserve"/>
+            </w:r>
+            <w:r>
+              <w:rPr>
+                <w:rFonts w:ascii="Arial" w:cs="Arial" w:eastAsia="Arial" w:hAnsi="Arial"/>
+                <w:sz w:val="20"/>
+                <w:szCs w:val="20"/>
+              </w:rPr>
+              <w:br/>
+              <w:t xml:space="preserve"/>
+            </w:r>
+            <w:r>
+              <w:rPr>
+                <w:rFonts w:ascii="Arial" w:cs="Arial" w:eastAsia="Arial" w:hAnsi="Arial"/>
+                <w:b w:val="false"/>
+                <w:bCs w:val="false"/>
+                <w:i w:val="false"/>
+                <w:iCs w:val="false"/>
+                <w:color w:val="000000"/>
+                <w:sz w:val="20"/>
+                <w:szCs w:val="20"/>
+              </w:rPr>
+              <w:t xml:space="preserve">Name one new thing you learned about Sprint 2 Continued – Integration &amp; Testing today and one question you still have.</w:t>
+            </w:r>
+            <w:r>
+              <w:rPr>
+                <w:rFonts w:ascii="Arial" w:cs="Arial" w:eastAsia="Arial" w:hAnsi="Arial"/>
+                <w:sz w:val="20"/>
+                <w:szCs w:val="20"/>
+              </w:rPr>
+              <w:br/>
+              <w:t xml:space="preserve"/>
+            </w:r>
+            <w:r>
+              <w:rPr>
+                <w:rFonts w:ascii="Arial" w:cs="Arial" w:eastAsia="Arial" w:hAnsi="Arial"/>
+                <w:sz w:val="20"/>
+                <w:szCs w:val="20"/>
+              </w:rPr>
+              <w:br/>
+              <w:t xml:space="preserve"/>
+            </w:r>
+            <w:r>
+              <w:rPr>
+                <w:rFonts w:ascii="Arial" w:cs="Arial" w:eastAsia="Arial" w:hAnsi="Arial"/>
+                <w:b w:val="false"/>
+                <w:bCs w:val="false"/>
+                <w:i/>
+                <w:iCs/>
+                <w:color w:val="555555"/>
+                <w:sz w:val="20"/>
+                <w:szCs w:val="20"/>
+              </w:rPr>
               <w:t xml:space="preserve">→ 3–2–1: Name 3 things learned, 2 new vocab words, 1 question you still have.</w:t>
             </w:r>
           </w:p>
@@ -786,6 +1311,1136 @@
     <w:p>
       <w:pPr>
         <w:spacing w:after="200"/>
+      </w:pPr>
+    </w:p>
+    <w:p>
+      <w:pPr>
+        <w:pBdr>
+          <w:bottom w:val="single" w:color="1B7A4A" w:sz="4" w:space="4"/>
+        </w:pBdr>
+        <w:spacing w:after="100" w:before="120"/>
+      </w:pPr>
+      <w:r>
+        <w:rPr>
+          <w:rFonts w:ascii="Arial" w:cs="Arial" w:eastAsia="Arial" w:hAnsi="Arial"/>
+          <w:b/>
+          <w:bCs/>
+          <w:color w:val="1B7A4A"/>
+          <w:sz w:val="24"/>
+          <w:szCs w:val="24"/>
+        </w:rPr>
+        <w:t xml:space="preserve">Key Concepts</w:t>
+      </w:r>
+    </w:p>
+    <w:p>
+      <w:pPr>
+        <w:spacing w:after="60"/>
+      </w:pPr>
+      <w:r>
+        <w:rPr>
+          <w:rFonts w:ascii="Arial" w:cs="Arial" w:eastAsia="Arial" w:hAnsi="Arial"/>
+          <w:sz w:val="20"/>
+          <w:szCs w:val="20"/>
+        </w:rPr>
+        <w:t xml:space="preserve">You've built lots of features. Today you make sure they all play nicely together. You'll test real-world scenarios: What if a user does X then Y then Z? What if they enter bad data? What if they run out of memory? Real software is tested, not just built.</w:t>
+      </w:r>
+    </w:p>
+    <w:p>
+      <w:pPr>
+        <w:spacing w:after="60"/>
+      </w:pPr>
+      <w:r>
+        <w:rPr>
+          <w:rFonts w:ascii="Arial" w:cs="Arial" w:eastAsia="Arial" w:hAnsi="Arial"/>
+          <w:sz w:val="20"/>
+          <w:szCs w:val="20"/>
+        </w:rPr>
+        <w:t xml:space="preserve">Minutes 0-5: Standup</w:t>
+      </w:r>
+    </w:p>
+    <w:p>
+      <w:pPr>
+        <w:spacing w:after="60"/>
+        <w:ind w:left="360"/>
+      </w:pPr>
+      <w:r>
+        <w:rPr>
+          <w:rFonts w:ascii="Arial" w:cs="Arial" w:eastAsia="Arial" w:hAnsi="Arial"/>
+          <w:sz w:val="20"/>
+          <w:szCs w:val="20"/>
+        </w:rPr>
+        <w:t xml:space="preserve">• </w:t>
+      </w:r>
+      <w:r>
+        <w:rPr>
+          <w:rFonts w:ascii="Arial" w:cs="Arial" w:eastAsia="Arial" w:hAnsi="Arial"/>
+          <w:sz w:val="20"/>
+          <w:szCs w:val="20"/>
+        </w:rPr>
+        <w:t xml:space="preserve">Teacher: importance of integration testing</w:t>
+      </w:r>
+    </w:p>
+    <w:p>
+      <w:pPr>
+        <w:spacing w:after="60"/>
+        <w:ind w:left="360"/>
+      </w:pPr>
+      <w:r>
+        <w:rPr>
+          <w:rFonts w:ascii="Arial" w:cs="Arial" w:eastAsia="Arial" w:hAnsi="Arial"/>
+          <w:sz w:val="20"/>
+          <w:szCs w:val="20"/>
+        </w:rPr>
+        <w:t xml:space="preserve">• </w:t>
+      </w:r>
+      <w:r>
+        <w:rPr>
+          <w:rFonts w:ascii="Arial" w:cs="Arial" w:eastAsia="Arial" w:hAnsi="Arial"/>
+          <w:sz w:val="20"/>
+          <w:szCs w:val="20"/>
+        </w:rPr>
+        <w:t xml:space="preserve">Show: test plan example (what scenarios to test)</w:t>
+      </w:r>
+    </w:p>
+    <w:p>
+      <w:pPr>
+        <w:spacing w:after="60"/>
+        <w:ind w:left="360"/>
+      </w:pPr>
+      <w:r>
+        <w:rPr>
+          <w:rFonts w:ascii="Arial" w:cs="Arial" w:eastAsia="Arial" w:hAnsi="Arial"/>
+          <w:sz w:val="20"/>
+          <w:szCs w:val="20"/>
+        </w:rPr>
+        <w:t xml:space="preserve">• </w:t>
+      </w:r>
+      <w:r>
+        <w:rPr>
+          <w:rFonts w:ascii="Arial" w:cs="Arial" w:eastAsia="Arial" w:hAnsi="Arial"/>
+          <w:sz w:val="20"/>
+          <w:szCs w:val="20"/>
+        </w:rPr>
+        <w:t xml:space="preserve">Students: identify 3–5 user scenarios to test today</w:t>
+      </w:r>
+    </w:p>
+    <w:p>
+      <w:pPr>
+        <w:spacing w:after="60"/>
+      </w:pPr>
+      <w:r>
+        <w:rPr>
+          <w:rFonts w:ascii="Arial" w:cs="Arial" w:eastAsia="Arial" w:hAnsi="Arial"/>
+          <w:sz w:val="20"/>
+          <w:szCs w:val="20"/>
+        </w:rPr>
+        <w:t xml:space="preserve">Minutes 5-50: Scenario Testing &amp; Edge Case Handling</w:t>
+      </w:r>
+    </w:p>
+    <w:p>
+      <w:pPr>
+        <w:spacing w:after="60"/>
+        <w:ind w:left="360"/>
+      </w:pPr>
+      <w:r>
+        <w:rPr>
+          <w:rFonts w:ascii="Arial" w:cs="Arial" w:eastAsia="Arial" w:hAnsi="Arial"/>
+          <w:sz w:val="20"/>
+          <w:szCs w:val="20"/>
+        </w:rPr>
+        <w:t xml:space="preserve">• </w:t>
+      </w:r>
+      <w:r>
+        <w:rPr>
+          <w:rFonts w:ascii="Arial" w:cs="Arial" w:eastAsia="Arial" w:hAnsi="Arial"/>
+          <w:sz w:val="20"/>
+          <w:szCs w:val="20"/>
+        </w:rPr>
+        <w:t xml:space="preserve">Write down 3–5 realistic user scenarios</w:t>
+      </w:r>
+    </w:p>
+    <w:p>
+      <w:pPr>
+        <w:spacing w:after="60"/>
+        <w:ind w:left="360"/>
+      </w:pPr>
+      <w:r>
+        <w:rPr>
+          <w:rFonts w:ascii="Arial" w:cs="Arial" w:eastAsia="Arial" w:hAnsi="Arial"/>
+          <w:sz w:val="20"/>
+          <w:szCs w:val="20"/>
+        </w:rPr>
+        <w:t xml:space="preserve">• </w:t>
+      </w:r>
+      <w:r>
+        <w:rPr>
+          <w:rFonts w:ascii="Arial" w:cs="Arial" w:eastAsia="Arial" w:hAnsi="Arial"/>
+          <w:sz w:val="20"/>
+          <w:szCs w:val="20"/>
+        </w:rPr>
+        <w:t xml:space="preserve">Run through each one manually</w:t>
+      </w:r>
+    </w:p>
+    <w:p>
+      <w:pPr>
+        <w:spacing w:after="60"/>
+      </w:pPr>
+      <w:r>
+        <w:rPr>
+          <w:rFonts w:ascii="Arial" w:cs="Arial" w:eastAsia="Arial" w:hAnsi="Arial"/>
+          <w:sz w:val="20"/>
+          <w:szCs w:val="20"/>
+        </w:rPr>
+        <w:t xml:space="preserve">- Scenario 1: "Add student → save → load → search"</w:t>
+      </w:r>
+    </w:p>
+    <w:p>
+      <w:pPr>
+        <w:spacing w:after="60"/>
+      </w:pPr>
+      <w:r>
+        <w:rPr>
+          <w:rFonts w:ascii="Arial" w:cs="Arial" w:eastAsia="Arial" w:hAnsi="Arial"/>
+          <w:sz w:val="20"/>
+          <w:szCs w:val="20"/>
+        </w:rPr>
+        <w:t xml:space="preserve">- Scenario 2: "Enter invalid data → app handles gracefully"</w:t>
+      </w:r>
+    </w:p>
+    <w:p>
+      <w:pPr>
+        <w:spacing w:after="60"/>
+      </w:pPr>
+      <w:r>
+        <w:rPr>
+          <w:rFonts w:ascii="Arial" w:cs="Arial" w:eastAsia="Arial" w:hAnsi="Arial"/>
+          <w:sz w:val="20"/>
+          <w:szCs w:val="20"/>
+        </w:rPr>
+        <w:t xml:space="preserve">- Scenario 3: "Delete all data → app recovers"</w:t>
+      </w:r>
+    </w:p>
+    <w:p>
+      <w:pPr>
+        <w:spacing w:after="60"/>
+        <w:ind w:left="360"/>
+      </w:pPr>
+      <w:r>
+        <w:rPr>
+          <w:rFonts w:ascii="Arial" w:cs="Arial" w:eastAsia="Arial" w:hAnsi="Arial"/>
+          <w:sz w:val="20"/>
+          <w:szCs w:val="20"/>
+        </w:rPr>
+        <w:t xml:space="preserve">• </w:t>
+      </w:r>
+      <w:r>
+        <w:rPr>
+          <w:rFonts w:ascii="Arial" w:cs="Arial" w:eastAsia="Arial" w:hAnsi="Arial"/>
+          <w:sz w:val="20"/>
+          <w:szCs w:val="20"/>
+        </w:rPr>
+        <w:t xml:space="preserve">Fix bugs as you find them</w:t>
+      </w:r>
+    </w:p>
+    <w:p>
+      <w:pPr>
+        <w:spacing w:after="60"/>
+        <w:ind w:left="360"/>
+      </w:pPr>
+      <w:r>
+        <w:rPr>
+          <w:rFonts w:ascii="Arial" w:cs="Arial" w:eastAsia="Arial" w:hAnsi="Arial"/>
+          <w:sz w:val="20"/>
+          <w:szCs w:val="20"/>
+        </w:rPr>
+        <w:t xml:space="preserve">• </w:t>
+      </w:r>
+      <w:r>
+        <w:rPr>
+          <w:rFonts w:ascii="Arial" w:cs="Arial" w:eastAsia="Arial" w:hAnsi="Arial"/>
+          <w:sz w:val="20"/>
+          <w:szCs w:val="20"/>
+        </w:rPr>
+        <w:t xml:space="preserve">Add error handling for edge cases you discover</w:t>
+      </w:r>
+    </w:p>
+    <w:p>
+      <w:pPr>
+        <w:spacing w:after="60"/>
+      </w:pPr>
+      <w:r>
+        <w:rPr>
+          <w:rFonts w:ascii="Arial" w:cs="Arial" w:eastAsia="Arial" w:hAnsi="Arial"/>
+          <w:sz w:val="20"/>
+          <w:szCs w:val="20"/>
+        </w:rPr>
+        <w:t xml:space="preserve">Minutes 50-55: Wrap-up</w:t>
+      </w:r>
+    </w:p>
+    <w:p>
+      <w:pPr>
+        <w:spacing w:after="60"/>
+        <w:ind w:left="360"/>
+      </w:pPr>
+      <w:r>
+        <w:rPr>
+          <w:rFonts w:ascii="Arial" w:cs="Arial" w:eastAsia="Arial" w:hAnsi="Arial"/>
+          <w:sz w:val="20"/>
+          <w:szCs w:val="20"/>
+        </w:rPr>
+        <w:t xml:space="preserve">• </w:t>
+      </w:r>
+      <w:r>
+        <w:rPr>
+          <w:rFonts w:ascii="Arial" w:cs="Arial" w:eastAsia="Arial" w:hAnsi="Arial"/>
+          <w:sz w:val="20"/>
+          <w:szCs w:val="20"/>
+        </w:rPr>
+        <w:t xml:space="preserve">Document any bugs you found and fixed</w:t>
+      </w:r>
+    </w:p>
+    <w:p>
+      <w:pPr>
+        <w:spacing w:after="60"/>
+        <w:ind w:left="360"/>
+      </w:pPr>
+      <w:r>
+        <w:rPr>
+          <w:rFonts w:ascii="Arial" w:cs="Arial" w:eastAsia="Arial" w:hAnsi="Arial"/>
+          <w:sz w:val="20"/>
+          <w:szCs w:val="20"/>
+        </w:rPr>
+        <w:t xml:space="preserve">• </w:t>
+      </w:r>
+      <w:r>
+        <w:rPr>
+          <w:rFonts w:ascii="Arial" w:cs="Arial" w:eastAsia="Arial" w:hAnsi="Arial"/>
+          <w:sz w:val="20"/>
+          <w:szCs w:val="20"/>
+        </w:rPr>
+        <w:t xml:space="preserve">Commit work</w:t>
+      </w:r>
+    </w:p>
+    <w:p>
+      <w:pPr>
+        <w:spacing w:after="60"/>
+        <w:ind w:left="360"/>
+      </w:pPr>
+      <w:r>
+        <w:rPr>
+          <w:rFonts w:ascii="Arial" w:cs="Arial" w:eastAsia="Arial" w:hAnsi="Arial"/>
+          <w:sz w:val="20"/>
+          <w:szCs w:val="20"/>
+        </w:rPr>
+        <w:t xml:space="preserve">• </w:t>
+      </w:r>
+      <w:r>
+        <w:rPr>
+          <w:rFonts w:ascii="Arial" w:cs="Arial" w:eastAsia="Arial" w:hAnsi="Arial"/>
+          <w:sz w:val="20"/>
+          <w:szCs w:val="20"/>
+        </w:rPr>
+        <w:t xml:space="preserve">Prepare for final Sprint 2 push tomorrow</w:t>
+      </w:r>
+    </w:p>
+    <w:p>
+      <w:pPr>
+        <w:spacing w:after="60"/>
+      </w:pPr>
+      <w:r>
+        <w:rPr>
+          <w:rFonts w:ascii="Arial" w:cs="Arial" w:eastAsia="Arial" w:hAnsi="Arial"/>
+          <w:sz w:val="20"/>
+          <w:szCs w:val="20"/>
+        </w:rPr>
+        <w:t xml:space="preserve">Data Analyzer:</w:t>
+      </w:r>
+    </w:p>
+    <w:p>
+      <w:pPr>
+        <w:spacing w:after="60"/>
+      </w:pPr>
+      <w:r>
+        <w:rPr>
+          <w:rFonts w:ascii="Arial" w:cs="Arial" w:eastAsia="Arial" w:hAnsi="Arial"/>
+          <w:sz w:val="20"/>
+          <w:szCs w:val="20"/>
+        </w:rPr>
+        <w:t xml:space="preserve">1. Load CSV → compute stats → generate chart (end-to-end)</w:t>
+      </w:r>
+    </w:p>
+    <w:p>
+      <w:pPr>
+        <w:spacing w:after="60"/>
+      </w:pPr>
+      <w:r>
+        <w:rPr>
+          <w:rFonts w:ascii="Arial" w:cs="Arial" w:eastAsia="Arial" w:hAnsi="Arial"/>
+          <w:sz w:val="20"/>
+          <w:szCs w:val="20"/>
+        </w:rPr>
+        <w:t xml:space="preserve">2. Search for non-existent data → app handles gracefully</w:t>
+      </w:r>
+    </w:p>
+    <w:p>
+      <w:pPr>
+        <w:spacing w:after="60"/>
+      </w:pPr>
+      <w:r>
+        <w:rPr>
+          <w:rFonts w:ascii="Arial" w:cs="Arial" w:eastAsia="Arial" w:hAnsi="Arial"/>
+          <w:sz w:val="20"/>
+          <w:szCs w:val="20"/>
+        </w:rPr>
+        <w:t xml:space="preserve">3. Load corrupted CSV → app shows error and continues</w:t>
+      </w:r>
+    </w:p>
+    <w:p>
+      <w:pPr>
+        <w:spacing w:after="60"/>
+      </w:pPr>
+      <w:r>
+        <w:rPr>
+          <w:rFonts w:ascii="Arial" w:cs="Arial" w:eastAsia="Arial" w:hAnsi="Arial"/>
+          <w:sz w:val="20"/>
+          <w:szCs w:val="20"/>
+        </w:rPr>
+        <w:t xml:space="preserve">4. Very large file → performance is acceptable</w:t>
+      </w:r>
+    </w:p>
+    <w:p>
+      <w:pPr>
+        <w:spacing w:after="60"/>
+      </w:pPr>
+      <w:r>
+        <w:rPr>
+          <w:rFonts w:ascii="Arial" w:cs="Arial" w:eastAsia="Arial" w:hAnsi="Arial"/>
+          <w:sz w:val="20"/>
+          <w:szCs w:val="20"/>
+        </w:rPr>
+        <w:t xml:space="preserve">5. Export results → verify output file is correct</w:t>
+      </w:r>
+    </w:p>
+    <w:p>
+      <w:pPr>
+        <w:spacing w:after="60"/>
+      </w:pPr>
+      <w:r>
+        <w:rPr>
+          <w:rFonts w:ascii="Arial" w:cs="Arial" w:eastAsia="Arial" w:hAnsi="Arial"/>
+          <w:sz w:val="20"/>
+          <w:szCs w:val="20"/>
+        </w:rPr>
+        <w:t xml:space="preserve">API App:</w:t>
+      </w:r>
+    </w:p>
+    <w:p>
+      <w:pPr>
+        <w:spacing w:after="60"/>
+      </w:pPr>
+      <w:r>
+        <w:rPr>
+          <w:rFonts w:ascii="Arial" w:cs="Arial" w:eastAsia="Arial" w:hAnsi="Arial"/>
+          <w:sz w:val="20"/>
+          <w:szCs w:val="20"/>
+        </w:rPr>
+        <w:t xml:space="preserve">1. Fetch data from API → parse and display (end-to-end)</w:t>
+      </w:r>
+    </w:p>
+    <w:p>
+      <w:pPr>
+        <w:spacing w:after="60"/>
+      </w:pPr>
+      <w:r>
+        <w:rPr>
+          <w:rFonts w:ascii="Arial" w:cs="Arial" w:eastAsia="Arial" w:hAnsi="Arial"/>
+          <w:sz w:val="20"/>
+          <w:szCs w:val="20"/>
+        </w:rPr>
+        <w:t xml:space="preserve">2. API is down → app shows error gracefully</w:t>
+      </w:r>
+    </w:p>
+    <w:p>
+      <w:pPr>
+        <w:spacing w:after="60"/>
+      </w:pPr>
+      <w:r>
+        <w:rPr>
+          <w:rFonts w:ascii="Arial" w:cs="Arial" w:eastAsia="Arial" w:hAnsi="Arial"/>
+          <w:sz w:val="20"/>
+          <w:szCs w:val="20"/>
+        </w:rPr>
+        <w:t xml:space="preserve">3. Invalid API key → app explains the issue</w:t>
+      </w:r>
+    </w:p>
+    <w:p>
+      <w:pPr>
+        <w:spacing w:after="60"/>
+      </w:pPr>
+      <w:r>
+        <w:rPr>
+          <w:rFonts w:ascii="Arial" w:cs="Arial" w:eastAsia="Arial" w:hAnsi="Arial"/>
+          <w:sz w:val="20"/>
+          <w:szCs w:val="20"/>
+        </w:rPr>
+        <w:t xml:space="preserve">4. Save favorites → reload and verify they're there</w:t>
+      </w:r>
+    </w:p>
+    <w:p>
+      <w:pPr>
+        <w:spacing w:after="60"/>
+      </w:pPr>
+      <w:r>
+        <w:rPr>
+          <w:rFonts w:ascii="Arial" w:cs="Arial" w:eastAsia="Arial" w:hAnsi="Arial"/>
+          <w:sz w:val="20"/>
+          <w:szCs w:val="20"/>
+        </w:rPr>
+        <w:t xml:space="preserve">5. No internet connection → app caches old data or shows offline message</w:t>
+      </w:r>
+    </w:p>
+    <w:p>
+      <w:pPr>
+        <w:spacing w:after="60"/>
+      </w:pPr>
+      <w:r>
+        <w:rPr>
+          <w:rFonts w:ascii="Arial" w:cs="Arial" w:eastAsia="Arial" w:hAnsi="Arial"/>
+          <w:sz w:val="20"/>
+          <w:szCs w:val="20"/>
+        </w:rPr>
+        <w:t xml:space="preserve">Student System:</w:t>
+      </w:r>
+    </w:p>
+    <w:p>
+      <w:pPr>
+        <w:spacing w:after="60"/>
+      </w:pPr>
+      <w:r>
+        <w:rPr>
+          <w:rFonts w:ascii="Arial" w:cs="Arial" w:eastAsia="Arial" w:hAnsi="Arial"/>
+          <w:sz w:val="20"/>
+          <w:szCs w:val="20"/>
+        </w:rPr>
+        <w:t xml:space="preserve">1. Add student → save → load → verify data intact</w:t>
+      </w:r>
+    </w:p>
+    <w:p>
+      <w:pPr>
+        <w:spacing w:after="60"/>
+      </w:pPr>
+      <w:r>
+        <w:rPr>
+          <w:rFonts w:ascii="Arial" w:cs="Arial" w:eastAsia="Arial" w:hAnsi="Arial"/>
+          <w:sz w:val="20"/>
+          <w:szCs w:val="20"/>
+        </w:rPr>
+        <w:t xml:space="preserve">2. Search for non-existent student → returns empty</w:t>
+      </w:r>
+    </w:p>
+    <w:p>
+      <w:pPr>
+        <w:spacing w:after="60"/>
+      </w:pPr>
+      <w:r>
+        <w:rPr>
+          <w:rFonts w:ascii="Arial" w:cs="Arial" w:eastAsia="Arial" w:hAnsi="Arial"/>
+          <w:sz w:val="20"/>
+          <w:szCs w:val="20"/>
+        </w:rPr>
+        <w:t xml:space="preserve">3. Duplicate student ID → app prevents or handles gracefully</w:t>
+      </w:r>
+    </w:p>
+    <w:p>
+      <w:pPr>
+        <w:spacing w:after="60"/>
+      </w:pPr>
+      <w:r>
+        <w:rPr>
+          <w:rFonts w:ascii="Arial" w:cs="Arial" w:eastAsia="Arial" w:hAnsi="Arial"/>
+          <w:sz w:val="20"/>
+          <w:szCs w:val="20"/>
+        </w:rPr>
+        <w:t xml:space="preserve">4. Delete all students → reload file → empty list works</w:t>
+      </w:r>
+    </w:p>
+    <w:p>
+      <w:pPr>
+        <w:spacing w:after="60"/>
+      </w:pPr>
+      <w:r>
+        <w:rPr>
+          <w:rFonts w:ascii="Arial" w:cs="Arial" w:eastAsia="Arial" w:hAnsi="Arial"/>
+          <w:sz w:val="20"/>
+          <w:szCs w:val="20"/>
+        </w:rPr>
+        <w:t xml:space="preserve">5. Sort by GPA with ties → sorts consistently</w:t>
+      </w:r>
+    </w:p>
+    <w:p>
+      <w:pPr>
+        <w:spacing w:after="60"/>
+      </w:pPr>
+      <w:r>
+        <w:rPr>
+          <w:rFonts w:ascii="Arial" w:cs="Arial" w:eastAsia="Arial" w:hAnsi="Arial"/>
+          <w:sz w:val="20"/>
+          <w:szCs w:val="20"/>
+        </w:rPr>
+        <w:t xml:space="preserve">Algorithm Visualizer:</w:t>
+      </w:r>
+    </w:p>
+    <w:p>
+      <w:pPr>
+        <w:spacing w:after="60"/>
+      </w:pPr>
+      <w:r>
+        <w:rPr>
+          <w:rFonts w:ascii="Arial" w:cs="Arial" w:eastAsia="Arial" w:hAnsi="Arial"/>
+          <w:sz w:val="20"/>
+          <w:szCs w:val="20"/>
+        </w:rPr>
+        <w:t xml:space="preserve">1. Sort small array (10 elements) → verify correctness</w:t>
+      </w:r>
+    </w:p>
+    <w:p>
+      <w:pPr>
+        <w:spacing w:after="60"/>
+      </w:pPr>
+      <w:r>
+        <w:rPr>
+          <w:rFonts w:ascii="Arial" w:cs="Arial" w:eastAsia="Arial" w:hAnsi="Arial"/>
+          <w:sz w:val="20"/>
+          <w:szCs w:val="20"/>
+        </w:rPr>
+        <w:t xml:space="preserve">2. Sort large array (1000+ elements) → measure time</w:t>
+      </w:r>
+    </w:p>
+    <w:p>
+      <w:pPr>
+        <w:spacing w:after="60"/>
+      </w:pPr>
+      <w:r>
+        <w:rPr>
+          <w:rFonts w:ascii="Arial" w:cs="Arial" w:eastAsia="Arial" w:hAnsi="Arial"/>
+          <w:sz w:val="20"/>
+          <w:szCs w:val="20"/>
+        </w:rPr>
+        <w:t xml:space="preserve">3. Compare two algorithms → report accurate timings</w:t>
+      </w:r>
+    </w:p>
+    <w:p>
+      <w:pPr>
+        <w:spacing w:after="60"/>
+      </w:pPr>
+      <w:r>
+        <w:rPr>
+          <w:rFonts w:ascii="Arial" w:cs="Arial" w:eastAsia="Arial" w:hAnsi="Arial"/>
+          <w:sz w:val="20"/>
+          <w:szCs w:val="20"/>
+        </w:rPr>
+        <w:t xml:space="preserve">4. Algorithm fails (e.g., stack overflow) → graceful error</w:t>
+      </w:r>
+    </w:p>
+    <w:p>
+      <w:pPr>
+        <w:spacing w:after="60"/>
+      </w:pPr>
+      <w:r>
+        <w:rPr>
+          <w:rFonts w:ascii="Arial" w:cs="Arial" w:eastAsia="Arial" w:hAnsi="Arial"/>
+          <w:sz w:val="20"/>
+          <w:szCs w:val="20"/>
+        </w:rPr>
+        <w:t xml:space="preserve">5. Generate chart → save to file successfully</w:t>
+      </w:r>
+    </w:p>
+    <w:p>
+      <w:pPr>
+        <w:spacing w:after="60"/>
+      </w:pPr>
+      <w:r>
+        <w:rPr>
+          <w:rFonts w:ascii="Arial" w:cs="Arial" w:eastAsia="Arial" w:hAnsi="Arial"/>
+          <w:sz w:val="20"/>
+          <w:szCs w:val="20"/>
+        </w:rPr>
+        <w:t xml:space="preserve">Think about what could go wrong:</w:t>
+      </w:r>
+    </w:p>
+    <w:p>
+      <w:pPr>
+        <w:spacing w:after="60"/>
+        <w:ind w:left="360"/>
+      </w:pPr>
+      <w:r>
+        <w:rPr>
+          <w:rFonts w:ascii="Arial" w:cs="Arial" w:eastAsia="Arial" w:hAnsi="Arial"/>
+          <w:sz w:val="20"/>
+          <w:szCs w:val="20"/>
+        </w:rPr>
+        <w:t xml:space="preserve">• </w:t>
+      </w:r>
+      <w:r>
+        <w:rPr>
+          <w:rFonts w:ascii="Arial" w:cs="Arial" w:eastAsia="Arial" w:hAnsi="Arial"/>
+          <w:sz w:val="20"/>
+          <w:szCs w:val="20"/>
+        </w:rPr>
+        <w:t xml:space="preserve">Empty data — No students, no records, empty file</w:t>
+      </w:r>
+    </w:p>
+    <w:p>
+      <w:pPr>
+        <w:spacing w:after="60"/>
+        <w:ind w:left="360"/>
+      </w:pPr>
+      <w:r>
+        <w:rPr>
+          <w:rFonts w:ascii="Arial" w:cs="Arial" w:eastAsia="Arial" w:hAnsi="Arial"/>
+          <w:sz w:val="20"/>
+          <w:szCs w:val="20"/>
+        </w:rPr>
+        <w:t xml:space="preserve">• </w:t>
+      </w:r>
+      <w:r>
+        <w:rPr>
+          <w:rFonts w:ascii="Arial" w:cs="Arial" w:eastAsia="Arial" w:hAnsi="Arial"/>
+          <w:sz w:val="20"/>
+          <w:szCs w:val="20"/>
+        </w:rPr>
+        <w:t xml:space="preserve">Invalid input — Wrong type, out-of-range, negative numbers</w:t>
+      </w:r>
+    </w:p>
+    <w:p>
+      <w:pPr>
+        <w:spacing w:after="60"/>
+        <w:ind w:left="360"/>
+      </w:pPr>
+      <w:r>
+        <w:rPr>
+          <w:rFonts w:ascii="Arial" w:cs="Arial" w:eastAsia="Arial" w:hAnsi="Arial"/>
+          <w:sz w:val="20"/>
+          <w:szCs w:val="20"/>
+        </w:rPr>
+        <w:t xml:space="preserve">• </w:t>
+      </w:r>
+      <w:r>
+        <w:rPr>
+          <w:rFonts w:ascii="Arial" w:cs="Arial" w:eastAsia="Arial" w:hAnsi="Arial"/>
+          <w:sz w:val="20"/>
+          <w:szCs w:val="20"/>
+        </w:rPr>
+        <w:t xml:space="preserve">Missing files — Data file deleted, API unreachable</w:t>
+      </w:r>
+    </w:p>
+    <w:p>
+      <w:pPr>
+        <w:spacing w:after="60"/>
+        <w:ind w:left="360"/>
+      </w:pPr>
+      <w:r>
+        <w:rPr>
+          <w:rFonts w:ascii="Arial" w:cs="Arial" w:eastAsia="Arial" w:hAnsi="Arial"/>
+          <w:sz w:val="20"/>
+          <w:szCs w:val="20"/>
+        </w:rPr>
+        <w:t xml:space="preserve">• </w:t>
+      </w:r>
+      <w:r>
+        <w:rPr>
+          <w:rFonts w:ascii="Arial" w:cs="Arial" w:eastAsia="Arial" w:hAnsi="Arial"/>
+          <w:sz w:val="20"/>
+          <w:szCs w:val="20"/>
+        </w:rPr>
+        <w:t xml:space="preserve">Bad format — Corrupted CSV, invalid JSON</w:t>
+      </w:r>
+    </w:p>
+    <w:p>
+      <w:pPr>
+        <w:spacing w:after="60"/>
+        <w:ind w:left="360"/>
+      </w:pPr>
+      <w:r>
+        <w:rPr>
+          <w:rFonts w:ascii="Arial" w:cs="Arial" w:eastAsia="Arial" w:hAnsi="Arial"/>
+          <w:sz w:val="20"/>
+          <w:szCs w:val="20"/>
+        </w:rPr>
+        <w:t xml:space="preserve">• </w:t>
+      </w:r>
+      <w:r>
+        <w:rPr>
+          <w:rFonts w:ascii="Arial" w:cs="Arial" w:eastAsia="Arial" w:hAnsi="Arial"/>
+          <w:sz w:val="20"/>
+          <w:szCs w:val="20"/>
+        </w:rPr>
+        <w:t xml:space="preserve">Boundary values — First/last element, 0, very large numbers</w:t>
+      </w:r>
+    </w:p>
+    <w:p>
+      <w:pPr>
+        <w:spacing w:after="60"/>
+        <w:ind w:left="360"/>
+      </w:pPr>
+      <w:r>
+        <w:rPr>
+          <w:rFonts w:ascii="Arial" w:cs="Arial" w:eastAsia="Arial" w:hAnsi="Arial"/>
+          <w:sz w:val="20"/>
+          <w:szCs w:val="20"/>
+        </w:rPr>
+        <w:t xml:space="preserve">• </w:t>
+      </w:r>
+      <w:r>
+        <w:rPr>
+          <w:rFonts w:ascii="Arial" w:cs="Arial" w:eastAsia="Arial" w:hAnsi="Arial"/>
+          <w:sz w:val="20"/>
+          <w:szCs w:val="20"/>
+        </w:rPr>
+        <w:t xml:space="preserve">Duplicates — Same record twice, same ID twice</w:t>
+      </w:r>
+    </w:p>
+    <w:p>
+      <w:pPr>
+        <w:spacing w:after="60"/>
+        <w:ind w:left="360"/>
+      </w:pPr>
+      <w:r>
+        <w:rPr>
+          <w:rFonts w:ascii="Arial" w:cs="Arial" w:eastAsia="Arial" w:hAnsi="Arial"/>
+          <w:sz w:val="20"/>
+          <w:szCs w:val="20"/>
+        </w:rPr>
+        <w:t xml:space="preserve">• </w:t>
+      </w:r>
+      <w:r>
+        <w:rPr>
+          <w:rFonts w:ascii="Arial" w:cs="Arial" w:eastAsia="Arial" w:hAnsi="Arial"/>
+          <w:sz w:val="20"/>
+          <w:szCs w:val="20"/>
+        </w:rPr>
+        <w:t xml:space="preserve">Performance — Many records, large files, slow API</w:t>
+      </w:r>
+    </w:p>
+    <w:p>
+      <w:pPr>
+        <w:spacing w:after="60"/>
+      </w:pPr>
+      <w:r>
+        <w:rPr>
+          <w:rFonts w:ascii="Arial" w:cs="Arial" w:eastAsia="Arial" w:hAnsi="Arial"/>
+          <w:sz w:val="20"/>
+          <w:szCs w:val="20"/>
+        </w:rPr>
+        <w:t xml:space="preserve">For each scenario, answer:</w:t>
+      </w:r>
+    </w:p>
+    <w:p>
+      <w:pPr>
+        <w:spacing w:after="60"/>
+        <w:ind w:left="360"/>
+      </w:pPr>
+      <w:r>
+        <w:rPr>
+          <w:rFonts w:ascii="Arial" w:cs="Arial" w:eastAsia="Arial" w:hAnsi="Arial"/>
+          <w:sz w:val="20"/>
+          <w:szCs w:val="20"/>
+        </w:rPr>
+        <w:t xml:space="preserve">• </w:t>
+      </w:r>
+      <w:r>
+        <w:rPr>
+          <w:rFonts w:ascii="Arial" w:cs="Arial" w:eastAsia="Arial" w:hAnsi="Arial"/>
+          <w:sz w:val="20"/>
+          <w:szCs w:val="20"/>
+        </w:rPr>
+        <w:t xml:space="preserve">[ ] Did the app do what I expected?</w:t>
+      </w:r>
+    </w:p>
+    <w:p>
+      <w:pPr>
+        <w:spacing w:after="60"/>
+        <w:ind w:left="360"/>
+      </w:pPr>
+      <w:r>
+        <w:rPr>
+          <w:rFonts w:ascii="Arial" w:cs="Arial" w:eastAsia="Arial" w:hAnsi="Arial"/>
+          <w:sz w:val="20"/>
+          <w:szCs w:val="20"/>
+        </w:rPr>
+        <w:t xml:space="preserve">• </w:t>
+      </w:r>
+      <w:r>
+        <w:rPr>
+          <w:rFonts w:ascii="Arial" w:cs="Arial" w:eastAsia="Arial" w:hAnsi="Arial"/>
+          <w:sz w:val="20"/>
+          <w:szCs w:val="20"/>
+        </w:rPr>
+        <w:t xml:space="preserve">[ ] Did it show the right output?</w:t>
+      </w:r>
+    </w:p>
+    <w:p>
+      <w:pPr>
+        <w:spacing w:after="60"/>
+        <w:ind w:left="360"/>
+      </w:pPr>
+      <w:r>
+        <w:rPr>
+          <w:rFonts w:ascii="Arial" w:cs="Arial" w:eastAsia="Arial" w:hAnsi="Arial"/>
+          <w:sz w:val="20"/>
+          <w:szCs w:val="20"/>
+        </w:rPr>
+        <w:t xml:space="preserve">• </w:t>
+      </w:r>
+      <w:r>
+        <w:rPr>
+          <w:rFonts w:ascii="Arial" w:cs="Arial" w:eastAsia="Arial" w:hAnsi="Arial"/>
+          <w:sz w:val="20"/>
+          <w:szCs w:val="20"/>
+        </w:rPr>
+        <w:t xml:space="preserve">[ ] Did it save data correctly?</w:t>
+      </w:r>
+    </w:p>
+    <w:p>
+      <w:pPr>
+        <w:spacing w:after="60"/>
+        <w:ind w:left="360"/>
+      </w:pPr>
+      <w:r>
+        <w:rPr>
+          <w:rFonts w:ascii="Arial" w:cs="Arial" w:eastAsia="Arial" w:hAnsi="Arial"/>
+          <w:sz w:val="20"/>
+          <w:szCs w:val="20"/>
+        </w:rPr>
+        <w:t xml:space="preserve">• </w:t>
+      </w:r>
+      <w:r>
+        <w:rPr>
+          <w:rFonts w:ascii="Arial" w:cs="Arial" w:eastAsia="Arial" w:hAnsi="Arial"/>
+          <w:sz w:val="20"/>
+          <w:szCs w:val="20"/>
+        </w:rPr>
+        <w:t xml:space="preserve">[ ] Did it handle errors gracefully?</w:t>
+      </w:r>
+    </w:p>
+    <w:p>
+      <w:pPr>
+        <w:spacing w:after="60"/>
+        <w:ind w:left="360"/>
+      </w:pPr>
+      <w:r>
+        <w:rPr>
+          <w:rFonts w:ascii="Arial" w:cs="Arial" w:eastAsia="Arial" w:hAnsi="Arial"/>
+          <w:sz w:val="20"/>
+          <w:szCs w:val="20"/>
+        </w:rPr>
+        <w:t xml:space="preserve">• </w:t>
+      </w:r>
+      <w:r>
+        <w:rPr>
+          <w:rFonts w:ascii="Arial" w:cs="Arial" w:eastAsia="Arial" w:hAnsi="Arial"/>
+          <w:sz w:val="20"/>
+          <w:szCs w:val="20"/>
+        </w:rPr>
+        <w:t xml:space="preserve">[ ] Was performance acceptable?</w:t>
+      </w:r>
+    </w:p>
+    <w:p>
+      <w:pPr>
+        <w:spacing w:after="60"/>
+        <w:ind w:left="360"/>
+      </w:pPr>
+      <w:r>
+        <w:rPr>
+          <w:rFonts w:ascii="Arial" w:cs="Arial" w:eastAsia="Arial" w:hAnsi="Arial"/>
+          <w:sz w:val="20"/>
+          <w:szCs w:val="20"/>
+        </w:rPr>
+        <w:t xml:space="preserve">• </w:t>
+      </w:r>
+      <w:r>
+        <w:rPr>
+          <w:rFonts w:ascii="Arial" w:cs="Arial" w:eastAsia="Arial" w:hAnsi="Arial"/>
+          <w:sz w:val="20"/>
+          <w:szCs w:val="20"/>
+        </w:rPr>
+        <w:t xml:space="preserve">[ ] Would a user understand what happened?</w:t>
+      </w:r>
+    </w:p>
+    <w:p>
+      <w:pPr>
+        <w:spacing w:after="60"/>
+      </w:pPr>
+      <w:r>
+        <w:rPr>
+          <w:rFonts w:ascii="Arial" w:cs="Arial" w:eastAsia="Arial" w:hAnsi="Arial"/>
+          <w:sz w:val="20"/>
+          <w:szCs w:val="20"/>
+        </w:rPr>
+        <w:t xml:space="preserve">Problem: Feature A works alone but breaks Feature B</w:t>
+      </w:r>
+    </w:p>
+    <w:p>
+      <w:pPr>
+        <w:spacing w:after="60"/>
+        <w:ind w:left="360"/>
+      </w:pPr>
+      <w:r>
+        <w:rPr>
+          <w:rFonts w:ascii="Arial" w:cs="Arial" w:eastAsia="Arial" w:hAnsi="Arial"/>
+          <w:sz w:val="20"/>
+          <w:szCs w:val="20"/>
+        </w:rPr>
+        <w:t xml:space="preserve">• </w:t>
+      </w:r>
+      <w:r>
+        <w:rPr>
+          <w:rFonts w:ascii="Arial" w:cs="Arial" w:eastAsia="Arial" w:hAnsi="Arial"/>
+          <w:sz w:val="20"/>
+          <w:szCs w:val="20"/>
+        </w:rPr>
+        <w:t xml:space="preserve">Usually: Feature A modifies shared data (list, file) unexpectedly</w:t>
+      </w:r>
+    </w:p>
+    <w:p>
+      <w:pPr>
+        <w:spacing w:after="60"/>
+        <w:ind w:left="360"/>
+      </w:pPr>
+      <w:r>
+        <w:rPr>
+          <w:rFonts w:ascii="Arial" w:cs="Arial" w:eastAsia="Arial" w:hAnsi="Arial"/>
+          <w:sz w:val="20"/>
+          <w:szCs w:val="20"/>
+        </w:rPr>
+        <w:t xml:space="preserve">• </w:t>
+      </w:r>
+      <w:r>
+        <w:rPr>
+          <w:rFonts w:ascii="Arial" w:cs="Arial" w:eastAsia="Arial" w:hAnsi="Arial"/>
+          <w:sz w:val="20"/>
+          <w:szCs w:val="20"/>
+        </w:rPr>
+        <w:t xml:space="preserve">Solution: Check for side effects, use copies instead of references</w:t>
+      </w:r>
+    </w:p>
+    <w:p>
+      <w:pPr>
+        <w:spacing w:after="60"/>
+      </w:pPr>
+      <w:r>
+        <w:rPr>
+          <w:rFonts w:ascii="Arial" w:cs="Arial" w:eastAsia="Arial" w:hAnsi="Arial"/>
+          <w:sz w:val="20"/>
+          <w:szCs w:val="20"/>
+        </w:rPr>
+        <w:t xml:space="preserve">Problem: User scenario works once but fails second time</w:t>
+      </w:r>
+    </w:p>
+    <w:p>
+      <w:pPr>
+        <w:spacing w:after="60"/>
+        <w:ind w:left="360"/>
+      </w:pPr>
+      <w:r>
+        <w:rPr>
+          <w:rFonts w:ascii="Arial" w:cs="Arial" w:eastAsia="Arial" w:hAnsi="Arial"/>
+          <w:sz w:val="20"/>
+          <w:szCs w:val="20"/>
+        </w:rPr>
+        <w:t xml:space="preserve">• </w:t>
+      </w:r>
+      <w:r>
+        <w:rPr>
+          <w:rFonts w:ascii="Arial" w:cs="Arial" w:eastAsia="Arial" w:hAnsi="Arial"/>
+          <w:sz w:val="20"/>
+          <w:szCs w:val="20"/>
+        </w:rPr>
+        <w:t xml:space="preserve">Usually: State not reset, old data persists, file not saved properly</w:t>
+      </w:r>
+    </w:p>
+    <w:p>
+      <w:pPr>
+        <w:spacing w:after="60"/>
+        <w:ind w:left="360"/>
+      </w:pPr>
+      <w:r>
+        <w:rPr>
+          <w:rFonts w:ascii="Arial" w:cs="Arial" w:eastAsia="Arial" w:hAnsi="Arial"/>
+          <w:sz w:val="20"/>
+          <w:szCs w:val="20"/>
+        </w:rPr>
+        <w:t xml:space="preserve">• </w:t>
+      </w:r>
+      <w:r>
+        <w:rPr>
+          <w:rFonts w:ascii="Arial" w:cs="Arial" w:eastAsia="Arial" w:hAnsi="Arial"/>
+          <w:sz w:val="20"/>
+          <w:szCs w:val="20"/>
+        </w:rPr>
+        <w:t xml:space="preserve">Solution: Verify load/save logic, check for hardcoded values</w:t>
+      </w:r>
+    </w:p>
+    <w:p>
+      <w:pPr>
+        <w:spacing w:after="60"/>
+      </w:pPr>
+      <w:r>
+        <w:rPr>
+          <w:rFonts w:ascii="Arial" w:cs="Arial" w:eastAsia="Arial" w:hAnsi="Arial"/>
+          <w:sz w:val="20"/>
+          <w:szCs w:val="20"/>
+        </w:rPr>
+        <w:t xml:space="preserve">Problem: Data gets corrupted during save</w:t>
+      </w:r>
+    </w:p>
+    <w:p>
+      <w:pPr>
+        <w:spacing w:after="60"/>
+        <w:ind w:left="360"/>
+      </w:pPr>
+      <w:r>
+        <w:rPr>
+          <w:rFonts w:ascii="Arial" w:cs="Arial" w:eastAsia="Arial" w:hAnsi="Arial"/>
+          <w:sz w:val="20"/>
+          <w:szCs w:val="20"/>
+        </w:rPr>
+        <w:t xml:space="preserve">• </w:t>
+      </w:r>
+      <w:r>
+        <w:rPr>
+          <w:rFonts w:ascii="Arial" w:cs="Arial" w:eastAsia="Arial" w:hAnsi="Arial"/>
+          <w:sz w:val="20"/>
+          <w:szCs w:val="20"/>
+        </w:rPr>
+        <w:t xml:space="preserve">Usually: Invalid data in JSON/CSV format</w:t>
+      </w:r>
+    </w:p>
+    <w:p>
+      <w:pPr>
+        <w:spacing w:after="60"/>
+        <w:ind w:left="360"/>
+      </w:pPr>
+      <w:r>
+        <w:rPr>
+          <w:rFonts w:ascii="Arial" w:cs="Arial" w:eastAsia="Arial" w:hAnsi="Arial"/>
+          <w:sz w:val="20"/>
+          <w:szCs w:val="20"/>
+        </w:rPr>
+        <w:t xml:space="preserve">• </w:t>
+      </w:r>
+      <w:r>
+        <w:rPr>
+          <w:rFonts w:ascii="Arial" w:cs="Arial" w:eastAsia="Arial" w:hAnsi="Arial"/>
+          <w:sz w:val="20"/>
+          <w:szCs w:val="20"/>
+        </w:rPr>
+        <w:t xml:space="preserve">Solution: Validate data before saving, handle exceptions</w:t>
+      </w:r>
+    </w:p>
+    <w:p>
+      <w:pPr>
+        <w:spacing w:after="160"/>
       </w:pPr>
     </w:p>
     <w:p>
@@ -1223,6 +2878,108 @@
     <w:p>
       <w:pPr>
         <w:spacing w:after="120"/>
+      </w:pPr>
+    </w:p>
+    <w:p>
+      <w:pPr>
+        <w:pBdr>
+          <w:bottom w:val="single" w:color="1B7A4A" w:sz="4" w:space="4"/>
+        </w:pBdr>
+        <w:spacing w:after="100" w:before="120"/>
+      </w:pPr>
+      <w:r>
+        <w:rPr>
+          <w:rFonts w:ascii="Arial" w:cs="Arial" w:eastAsia="Arial" w:hAnsi="Arial"/>
+          <w:b/>
+          <w:bCs/>
+          <w:color w:val="1B7A4A"/>
+          <w:sz w:val="24"/>
+          <w:szCs w:val="24"/>
+        </w:rPr>
+        <w:t xml:space="preserve">Guided Practice</w:t>
+      </w:r>
+    </w:p>
+    <w:p>
+      <w:pPr>
+        <w:spacing w:after="60"/>
+      </w:pPr>
+      <w:r>
+        <w:rPr>
+          <w:rFonts w:ascii="Arial" w:cs="Arial" w:eastAsia="Arial" w:hAnsi="Arial"/>
+          <w:sz w:val="20"/>
+          <w:szCs w:val="20"/>
+        </w:rPr>
+        <w:t xml:space="preserve">- [ ] 3–5 user scenarios tested end-to-end</w:t>
+      </w:r>
+    </w:p>
+    <w:p>
+      <w:pPr>
+        <w:spacing w:after="60"/>
+      </w:pPr>
+      <w:r>
+        <w:rPr>
+          <w:rFonts w:ascii="Arial" w:cs="Arial" w:eastAsia="Arial" w:hAnsi="Arial"/>
+          <w:sz w:val="20"/>
+          <w:szCs w:val="20"/>
+        </w:rPr>
+        <w:t xml:space="preserve">- [ ] Edge cases identified and tested</w:t>
+      </w:r>
+    </w:p>
+    <w:p>
+      <w:pPr>
+        <w:spacing w:after="60"/>
+      </w:pPr>
+      <w:r>
+        <w:rPr>
+          <w:rFonts w:ascii="Arial" w:cs="Arial" w:eastAsia="Arial" w:hAnsi="Arial"/>
+          <w:sz w:val="20"/>
+          <w:szCs w:val="20"/>
+        </w:rPr>
+        <w:t xml:space="preserve">- [ ] Bugs found and fixed</w:t>
+      </w:r>
+    </w:p>
+    <w:p>
+      <w:pPr>
+        <w:spacing w:after="60"/>
+      </w:pPr>
+      <w:r>
+        <w:rPr>
+          <w:rFonts w:ascii="Arial" w:cs="Arial" w:eastAsia="Arial" w:hAnsi="Arial"/>
+          <w:sz w:val="20"/>
+          <w:szCs w:val="20"/>
+        </w:rPr>
+        <w:t xml:space="preserve">- [ ] Error handling improved</w:t>
+      </w:r>
+    </w:p>
+    <w:p>
+      <w:pPr>
+        <w:spacing w:after="60"/>
+      </w:pPr>
+      <w:r>
+        <w:rPr>
+          <w:rFonts w:ascii="Arial" w:cs="Arial" w:eastAsia="Arial" w:hAnsi="Arial"/>
+          <w:sz w:val="20"/>
+          <w:szCs w:val="20"/>
+        </w:rPr>
+        <w:t xml:space="preserve">- [ ] Integration verified</w:t>
+      </w:r>
+    </w:p>
+    <w:p>
+      <w:pPr>
+        <w:spacing w:after="60"/>
+      </w:pPr>
+      <w:r>
+        <w:rPr>
+          <w:rFonts w:ascii="Arial" w:cs="Arial" w:eastAsia="Arial" w:hAnsi="Arial"/>
+          <w:sz w:val="20"/>
+          <w:szCs w:val="20"/>
+        </w:rPr>
+        <w:t xml:space="preserve">- [ ] Code committed/saved</w:t>
+      </w:r>
+    </w:p>
+    <w:p>
+      <w:pPr>
+        <w:spacing w:after="160"/>
       </w:pPr>
     </w:p>
     <w:p>
